--- a/data/revised_2026-10_full/tracked/v2/Core_Mathematics/SS2.7_Surface_Area_and_Volume_of_Solids/Core_Mathematics_Surface_Area_and_Volume_of_Solids_CBE_LessonSequence_TRACKED.docx
+++ b/data/revised_2026-10_full/tracked/v2/Core_Mathematics/SS2.7_Surface_Area_and_Volume_of_Solids/Core_Mathematics_Surface_Area_and_Volume_of_Solids_CBE_LessonSequence_TRACKED.docx
@@ -427,10 +427,10 @@
               <w:spacing w:after="40" w:before="0"/>
               <w:jc w:val="left"/>
               <w:rPr>
-                <w:ins w:id="9002" w:author="Claude (AI) - proposed" w:date="2026-10-15T20:14:24Z"/>
-              </w:rPr>
-            </w:pPr>
-            <w:ins w:id="9001" w:author="Claude (AI) - proposed" w:date="2026-10-15T20:14:24Z">
+                <w:ins w:id="9002" w:author="Claude (AI) - proposed" w:date="2026-10-18T00:27:52Z"/>
+              </w:rPr>
+            </w:pPr>
+            <w:ins w:id="9001" w:author="Claude (AI) - proposed" w:date="2026-10-18T00:27:52Z">
               <w:r>
                 <w:rPr>
                   <w:rFonts w:ascii="Arial" w:cs="Arial" w:eastAsia="Arial" w:hAnsi="Arial"/>
@@ -452,10 +452,10 @@
               <w:spacing w:after="40" w:before="0"/>
               <w:jc w:val="left"/>
               <w:rPr>
-                <w:del w:id="9004" w:author="Claude (AI) - proposed" w:date="2026-10-15T20:14:24Z"/>
-              </w:rPr>
-            </w:pPr>
-            <w:del w:id="9003" w:author="Claude (AI) - proposed" w:date="2026-10-15T20:14:24Z">
+                <w:del w:id="9004" w:author="Claude (AI) - proposed" w:date="2026-10-18T00:27:52Z"/>
+              </w:rPr>
+            </w:pPr>
+            <w:del w:id="9003" w:author="Claude (AI) - proposed" w:date="2026-10-18T00:27:52Z">
               <w:r>
                 <w:rPr>
                   <w:rFonts w:ascii="Arial" w:cs="Arial" w:eastAsia="Arial" w:hAnsi="Arial"/>
@@ -886,7 +886,7 @@
               </w:rPr>
               <w:t xml:space="preserve">b) </w:t>
             </w:r>
-            <w:del w:id="9005" w:author="Claude (AI) - proposed" w:date="2026-10-15T20:14:24Z">
+            <w:del w:id="9005" w:author="Claude (AI) - proposed" w:date="2026-10-18T00:27:52Z">
               <w:r>
                 <w:rPr>
                   <w:rFonts w:ascii="Arial" w:cs="Arial" w:eastAsia="Arial" w:hAnsi="Arial"/>
@@ -901,7 +901,7 @@
                 <w:delText xml:space="preserve">determine</w:delText>
               </w:r>
             </w:del>
-            <w:ins w:id="9006" w:author="Claude (AI) - proposed" w:date="2026-10-15T20:14:24Z">
+            <w:ins w:id="9006" w:author="Claude (AI) - proposed" w:date="2026-10-18T00:27:52Z">
               <w:r>
                 <w:rPr>
                   <w:rFonts w:ascii="Arial" w:cs="Arial" w:eastAsia="Arial" w:hAnsi="Arial"/>
@@ -949,7 +949,7 @@
               </w:rPr>
               <w:t xml:space="preserve">c) </w:t>
             </w:r>
-            <w:del w:id="9007" w:author="Claude (AI) - proposed" w:date="2026-10-15T20:14:24Z">
+            <w:del w:id="9007" w:author="Claude (AI) - proposed" w:date="2026-10-18T00:27:52Z">
               <w:r>
                 <w:rPr>
                   <w:rFonts w:ascii="Arial" w:cs="Arial" w:eastAsia="Arial" w:hAnsi="Arial"/>
@@ -964,7 +964,7 @@
                 <w:delText xml:space="preserve">determine</w:delText>
               </w:r>
             </w:del>
-            <w:ins w:id="9008" w:author="Claude (AI) - proposed" w:date="2026-10-15T20:14:24Z">
+            <w:ins w:id="9008" w:author="Claude (AI) - proposed" w:date="2026-10-18T00:27:52Z">
               <w:r>
                 <w:rPr>
                   <w:rFonts w:ascii="Arial" w:cs="Arial" w:eastAsia="Arial" w:hAnsi="Arial"/>
@@ -1019,10 +1019,10 @@
               <w:spacing w:after="40" w:before="0"/>
               <w:jc w:val="left"/>
               <w:rPr>
-                <w:del w:id="9010" w:author="Claude (AI) - proposed" w:date="2026-10-15T20:14:24Z"/>
-              </w:rPr>
-            </w:pPr>
-            <w:del w:id="9009" w:author="Claude (AI) - proposed" w:date="2026-10-15T20:14:24Z">
+                <w:del w:id="9010" w:author="Claude (AI) - proposed" w:date="2026-10-18T00:27:52Z"/>
+              </w:rPr>
+            </w:pPr>
+            <w:del w:id="9009" w:author="Claude (AI) - proposed" w:date="2026-10-18T00:27:52Z">
               <w:r>
                 <w:rPr>
                   <w:rFonts w:ascii="Arial" w:cs="Arial" w:eastAsia="Arial" w:hAnsi="Arial"/>
@@ -1044,7 +1044,7 @@
               <w:spacing w:after="40" w:before="0"/>
               <w:jc w:val="left"/>
             </w:pPr>
-            <w:del w:id="9011" w:author="Claude (AI) - proposed" w:date="2026-10-15T20:14:24Z">
+            <w:del w:id="9011" w:author="Claude (AI) - proposed" w:date="2026-10-18T00:27:52Z">
               <w:r>
                 <w:rPr>
                   <w:rFonts w:ascii="Arial" w:cs="Arial" w:eastAsia="Arial" w:hAnsi="Arial"/>
@@ -1059,7 +1059,7 @@
                 <w:delText xml:space="preserve">f) appreciate</w:delText>
               </w:r>
             </w:del>
-            <w:ins w:id="9012" w:author="Claude (AI) - proposed" w:date="2026-10-15T20:14:24Z">
+            <w:ins w:id="9012" w:author="Claude (AI) - proposed" w:date="2026-10-18T00:27:52Z">
               <w:r>
                 <w:rPr>
                   <w:rFonts w:ascii="Arial" w:cs="Arial" w:eastAsia="Arial" w:hAnsi="Arial"/>
@@ -1087,7 +1087,7 @@
               </w:rPr>
               <w:t xml:space="preserve"> the use of</w:t>
             </w:r>
-            <w:ins w:id="9013" w:author="Claude (AI) - proposed" w:date="2026-10-15T20:14:24Z">
+            <w:ins w:id="9013" w:author="Claude (AI) - proposed" w:date="2026-10-18T00:27:52Z">
               <w:r>
                 <w:rPr>
                   <w:rFonts w:ascii="Arial" w:cs="Arial" w:eastAsia="Arial" w:hAnsi="Arial"/>
@@ -1170,10 +1170,10 @@
               <w:ind w:left="360" w:hanging="180"/>
               <w:jc w:val="left"/>
               <w:rPr>
-                <w:ins w:id="9015" w:author="Claude (AI) - proposed" w:date="2026-10-15T20:14:24Z"/>
-              </w:rPr>
-            </w:pPr>
-            <w:ins w:id="9014" w:author="Claude (AI) - proposed" w:date="2026-10-15T20:14:24Z">
+                <w:ins w:id="9015" w:author="Claude (AI) - proposed" w:date="2026-10-18T00:27:52Z"/>
+              </w:rPr>
+            </w:pPr>
+            <w:ins w:id="9014" w:author="Claude (AI) - proposed" w:date="2026-10-18T00:27:52Z">
               <w:r>
                 <w:rPr>
                   <w:rFonts w:ascii="Arial" w:cs="Arial" w:eastAsia="Arial" w:hAnsi="Arial"/>
@@ -1195,10 +1195,10 @@
               <w:ind w:left="360" w:hanging="180"/>
               <w:jc w:val="left"/>
               <w:rPr>
-                <w:ins w:id="9017" w:author="Claude (AI) - proposed" w:date="2026-10-15T20:14:24Z"/>
-              </w:rPr>
-            </w:pPr>
-            <w:ins w:id="9016" w:author="Claude (AI) - proposed" w:date="2026-10-15T20:14:24Z">
+                <w:ins w:id="9017" w:author="Claude (AI) - proposed" w:date="2026-10-18T00:27:52Z"/>
+              </w:rPr>
+            </w:pPr>
+            <w:ins w:id="9016" w:author="Claude (AI) - proposed" w:date="2026-10-18T00:27:52Z">
               <w:r>
                 <w:rPr>
                   <w:rFonts w:ascii="Arial" w:cs="Arial" w:eastAsia="Arial" w:hAnsi="Arial"/>
@@ -1220,10 +1220,10 @@
               <w:ind w:left="360" w:hanging="180"/>
               <w:jc w:val="left"/>
               <w:rPr>
-                <w:ins w:id="9019" w:author="Claude (AI) - proposed" w:date="2026-10-15T20:14:24Z"/>
-              </w:rPr>
-            </w:pPr>
-            <w:ins w:id="9018" w:author="Claude (AI) - proposed" w:date="2026-10-15T20:14:24Z">
+                <w:ins w:id="9019" w:author="Claude (AI) - proposed" w:date="2026-10-18T00:27:52Z"/>
+              </w:rPr>
+            </w:pPr>
+            <w:ins w:id="9018" w:author="Claude (AI) - proposed" w:date="2026-10-18T00:27:52Z">
               <w:r>
                 <w:rPr>
                   <w:rFonts w:ascii="Arial" w:cs="Arial" w:eastAsia="Arial" w:hAnsi="Arial"/>
@@ -1265,10 +1265,10 @@
               <w:ind w:left="360" w:hanging="180"/>
               <w:jc w:val="left"/>
               <w:rPr>
-                <w:del w:id="9021" w:author="Claude (AI) - proposed" w:date="2026-10-15T20:14:24Z"/>
-              </w:rPr>
-            </w:pPr>
-            <w:del w:id="9020" w:author="Claude (AI) - proposed" w:date="2026-10-15T20:14:24Z">
+                <w:del w:id="9021" w:author="Claude (AI) - proposed" w:date="2026-10-18T00:27:52Z"/>
+              </w:rPr>
+            </w:pPr>
+            <w:del w:id="9020" w:author="Claude (AI) - proposed" w:date="2026-10-18T00:27:52Z">
               <w:r>
                 <w:rPr>
                   <w:rFonts w:ascii="Arial" w:cs="Arial" w:eastAsia="Arial" w:hAnsi="Arial"/>
@@ -1290,10 +1290,10 @@
               <w:ind w:left="360" w:hanging="180"/>
               <w:jc w:val="left"/>
               <w:rPr>
-                <w:del w:id="9023" w:author="Claude (AI) - proposed" w:date="2026-10-15T20:14:24Z"/>
-              </w:rPr>
-            </w:pPr>
-            <w:del w:id="9022" w:author="Claude (AI) - proposed" w:date="2026-10-15T20:14:24Z">
+                <w:del w:id="9023" w:author="Claude (AI) - proposed" w:date="2026-10-18T00:27:52Z"/>
+              </w:rPr>
+            </w:pPr>
+            <w:del w:id="9022" w:author="Claude (AI) - proposed" w:date="2026-10-18T00:27:52Z">
               <w:r>
                 <w:rPr>
                   <w:rFonts w:ascii="Arial" w:cs="Arial" w:eastAsia="Arial" w:hAnsi="Arial"/>
@@ -1403,10 +1403,10 @@
               <w:ind w:left="360" w:hanging="180"/>
               <w:jc w:val="left"/>
               <w:rPr>
-                <w:ins w:id="9025" w:author="Claude (AI) - proposed" w:date="2026-10-15T20:14:24Z"/>
-              </w:rPr>
-            </w:pPr>
-            <w:ins w:id="9024" w:author="Claude (AI) - proposed" w:date="2026-10-15T20:14:24Z">
+                <w:ins w:id="9025" w:author="Claude (AI) - proposed" w:date="2026-10-18T00:27:52Z"/>
+              </w:rPr>
+            </w:pPr>
+            <w:ins w:id="9024" w:author="Claude (AI) - proposed" w:date="2026-10-18T00:27:52Z">
               <w:r>
                 <w:rPr>
                   <w:rFonts w:ascii="Arial" w:cs="Arial" w:eastAsia="Arial" w:hAnsi="Arial"/>
@@ -1428,10 +1428,10 @@
               <w:ind w:left="360" w:hanging="180"/>
               <w:jc w:val="left"/>
               <w:rPr>
-                <w:ins w:id="9027" w:author="Claude (AI) - proposed" w:date="2026-10-15T20:14:24Z"/>
-              </w:rPr>
-            </w:pPr>
-            <w:ins w:id="9026" w:author="Claude (AI) - proposed" w:date="2026-10-15T20:14:24Z">
+                <w:ins w:id="9027" w:author="Claude (AI) - proposed" w:date="2026-10-18T00:27:52Z"/>
+              </w:rPr>
+            </w:pPr>
+            <w:ins w:id="9026" w:author="Claude (AI) - proposed" w:date="2026-10-18T00:27:52Z">
               <w:r>
                 <w:rPr>
                   <w:rFonts w:ascii="Arial" w:cs="Arial" w:eastAsia="Arial" w:hAnsi="Arial"/>
@@ -1453,10 +1453,10 @@
               <w:ind w:left="360" w:hanging="180"/>
               <w:jc w:val="left"/>
               <w:rPr>
-                <w:ins w:id="9029" w:author="Claude (AI) - proposed" w:date="2026-10-15T20:14:24Z"/>
-              </w:rPr>
-            </w:pPr>
-            <w:ins w:id="9028" w:author="Claude (AI) - proposed" w:date="2026-10-15T20:14:24Z">
+                <w:ins w:id="9029" w:author="Claude (AI) - proposed" w:date="2026-10-18T00:27:52Z"/>
+              </w:rPr>
+            </w:pPr>
+            <w:ins w:id="9028" w:author="Claude (AI) - proposed" w:date="2026-10-18T00:27:52Z">
               <w:r>
                 <w:rPr>
                   <w:rFonts w:ascii="Arial" w:cs="Arial" w:eastAsia="Arial" w:hAnsi="Arial"/>
@@ -1533,10 +1533,10 @@
               <w:ind w:left="360" w:hanging="180"/>
               <w:jc w:val="left"/>
               <w:rPr>
-                <w:del w:id="9031" w:author="Claude (AI) - proposed" w:date="2026-10-15T20:14:24Z"/>
-              </w:rPr>
-            </w:pPr>
-            <w:del w:id="9030" w:author="Claude (AI) - proposed" w:date="2026-10-15T20:14:24Z">
+                <w:del w:id="9031" w:author="Claude (AI) - proposed" w:date="2026-10-18T00:27:52Z"/>
+              </w:rPr>
+            </w:pPr>
+            <w:del w:id="9030" w:author="Claude (AI) - proposed" w:date="2026-10-18T00:27:52Z">
               <w:r>
                 <w:rPr>
                   <w:rFonts w:ascii="Arial" w:cs="Arial" w:eastAsia="Arial" w:hAnsi="Arial"/>
@@ -1558,10 +1558,10 @@
               <w:ind w:left="360" w:hanging="180"/>
               <w:jc w:val="left"/>
               <w:rPr>
-                <w:del w:id="9033" w:author="Claude (AI) - proposed" w:date="2026-10-15T20:14:24Z"/>
-              </w:rPr>
-            </w:pPr>
-            <w:del w:id="9032" w:author="Claude (AI) - proposed" w:date="2026-10-15T20:14:24Z">
+                <w:del w:id="9033" w:author="Claude (AI) - proposed" w:date="2026-10-18T00:27:52Z"/>
+              </w:rPr>
+            </w:pPr>
+            <w:del w:id="9032" w:author="Claude (AI) - proposed" w:date="2026-10-18T00:27:52Z">
               <w:r>
                 <w:rPr>
                   <w:rFonts w:ascii="Arial" w:cs="Arial" w:eastAsia="Arial" w:hAnsi="Arial"/>
@@ -1764,10 +1764,10 @@
               <w:ind w:left="360" w:hanging="180"/>
               <w:jc w:val="left"/>
               <w:rPr>
-                <w:ins w:id="9035" w:author="Claude (AI) - proposed" w:date="2026-10-15T20:14:24Z"/>
-              </w:rPr>
-            </w:pPr>
-            <w:ins w:id="9034" w:author="Claude (AI) - proposed" w:date="2026-10-15T20:14:24Z">
+                <w:ins w:id="9035" w:author="Claude (AI) - proposed" w:date="2026-10-18T00:27:52Z"/>
+              </w:rPr>
+            </w:pPr>
+            <w:ins w:id="9034" w:author="Claude (AI) - proposed" w:date="2026-10-18T00:27:52Z">
               <w:r>
                 <w:rPr>
                   <w:rFonts w:ascii="Arial" w:cs="Arial" w:eastAsia="Arial" w:hAnsi="Arial"/>
@@ -1789,10 +1789,10 @@
               <w:ind w:left="360" w:hanging="180"/>
               <w:jc w:val="left"/>
               <w:rPr>
-                <w:ins w:id="9037" w:author="Claude (AI) - proposed" w:date="2026-10-15T20:14:24Z"/>
-              </w:rPr>
-            </w:pPr>
-            <w:ins w:id="9036" w:author="Claude (AI) - proposed" w:date="2026-10-15T20:14:24Z">
+                <w:ins w:id="9037" w:author="Claude (AI) - proposed" w:date="2026-10-18T00:27:52Z"/>
+              </w:rPr>
+            </w:pPr>
+            <w:ins w:id="9036" w:author="Claude (AI) - proposed" w:date="2026-10-18T00:27:52Z">
               <w:r>
                 <w:rPr>
                   <w:rFonts w:ascii="Arial" w:cs="Arial" w:eastAsia="Arial" w:hAnsi="Arial"/>
@@ -2271,7 +2271,7 @@
               </w:rPr>
               <w:t xml:space="preserve">2. </w:t>
             </w:r>
-            <w:del w:id="9038" w:author="Claude (AI) - proposed" w:date="2026-10-15T20:14:24Z">
+            <w:del w:id="9038" w:author="Claude (AI) - proposed" w:date="2026-10-18T00:27:52Z">
               <w:r>
                 <w:rPr>
                   <w:rFonts w:ascii="Arial" w:cs="Arial" w:eastAsia="Arial" w:hAnsi="Arial"/>
@@ -2286,7 +2286,7 @@
                 <w:delText xml:space="preserve">How are</w:delText>
               </w:r>
             </w:del>
-            <w:ins w:id="9039" w:author="Claude (AI) - proposed" w:date="2026-10-15T20:14:24Z">
+            <w:ins w:id="9039" w:author="Claude (AI) - proposed" w:date="2026-10-18T00:27:52Z">
               <w:r>
                 <w:rPr>
                   <w:rFonts w:ascii="Arial" w:cs="Arial" w:eastAsia="Arial" w:hAnsi="Arial"/>
@@ -2314,7 +2314,7 @@
               </w:rPr>
               <w:t xml:space="preserve"> surface area and volume of solids</w:t>
             </w:r>
-            <w:del w:id="9040" w:author="Claude (AI) - proposed" w:date="2026-10-15T20:14:24Z">
+            <w:del w:id="9040" w:author="Claude (AI) - proposed" w:date="2026-10-18T00:27:52Z">
               <w:r>
                 <w:rPr>
                   <w:rFonts w:ascii="Arial" w:cs="Arial" w:eastAsia="Arial" w:hAnsi="Arial"/>
@@ -2518,7 +2518,7 @@
               </w:rPr>
               <w:t xml:space="preserve">Lesson 2 — Surface Area of Pyramids: Learners examine pyramid-roofed structures common in Kenyan homesteads (e.g. </w:t>
             </w:r>
-            <w:del w:id="9041" w:author="Claude (AI) - proposed" w:date="2026-10-15T20:14:24Z">
+            <w:del w:id="9041" w:author="Claude (AI) - proposed" w:date="2026-10-18T00:27:52Z">
               <w:r>
                 <w:rPr>
                   <w:rFonts w:ascii="Arial" w:cs="Arial" w:eastAsia="Arial" w:hAnsi="Arial"/>
@@ -2533,7 +2533,7 @@
                 <w:delText xml:space="preserve">traditional Maasai manyatta roofs and school hall rooftops</w:delText>
               </w:r>
             </w:del>
-            <w:ins w:id="9042" w:author="Claude (AI) - proposed" w:date="2026-10-15T20:14:24Z">
+            <w:ins w:id="9042" w:author="Claude (AI) - proposed" w:date="2026-10-18T00:27:52Z">
               <w:r>
                 <w:rPr>
                   <w:rFonts w:ascii="Arial" w:cs="Arial" w:eastAsia="Arial" w:hAnsi="Arial"/>
@@ -2889,7 +2889,7 @@
               </w:rPr>
               <w:t xml:space="preserve">–  A water harvesting project in Turkana County must choose between a </w:t>
             </w:r>
-            <w:del w:id="9043" w:author="Claude (AI) - proposed" w:date="2026-10-15T20:14:24Z">
+            <w:del w:id="9043" w:author="Claude (AI) - proposed" w:date="2026-10-18T00:27:52Z">
               <w:r>
                 <w:rPr>
                   <w:rFonts w:ascii="Arial" w:cs="Arial" w:eastAsia="Arial" w:hAnsi="Arial"/>
@@ -2904,7 +2904,7 @@
                 <w:delText xml:space="preserve">conical</w:delText>
               </w:r>
             </w:del>
-            <w:ins w:id="9044" w:author="Claude (AI) - proposed" w:date="2026-10-15T20:14:24Z">
+            <w:ins w:id="9044" w:author="Claude (AI) - proposed" w:date="2026-10-18T00:27:52Z">
               <w:r>
                 <w:rPr>
                   <w:rFonts w:ascii="Arial" w:cs="Arial" w:eastAsia="Arial" w:hAnsi="Arial"/>
@@ -2932,7 +2932,7 @@
               </w:rPr>
               <w:t xml:space="preserve">, cylindrical and hemispherical </w:t>
             </w:r>
-            <w:del w:id="9045" w:author="Claude (AI) - proposed" w:date="2026-10-15T20:14:24Z">
+            <w:del w:id="9045" w:author="Claude (AI) - proposed" w:date="2026-10-18T00:27:52Z">
               <w:r>
                 <w:rPr>
                   <w:rFonts w:ascii="Arial" w:cs="Arial" w:eastAsia="Arial" w:hAnsi="Arial"/>
@@ -2947,7 +2947,7 @@
                 <w:delText xml:space="preserve">roof-catchment</w:delText>
               </w:r>
             </w:del>
-            <w:ins w:id="9046" w:author="Claude (AI) - proposed" w:date="2026-10-15T20:14:24Z">
+            <w:ins w:id="9046" w:author="Claude (AI) - proposed" w:date="2026-10-18T00:27:52Z">
               <w:r>
                 <w:rPr>
                   <w:rFonts w:ascii="Arial" w:cs="Arial" w:eastAsia="Arial" w:hAnsi="Arial"/>
@@ -2975,7 +2975,7 @@
               </w:rPr>
               <w:t xml:space="preserve"> tank; all use the same amount of </w:t>
             </w:r>
-            <w:del w:id="9047" w:author="Claude (AI) - proposed" w:date="2026-10-15T20:14:24Z">
+            <w:del w:id="9047" w:author="Claude (AI) - proposed" w:date="2026-10-18T00:27:52Z">
               <w:r>
                 <w:rPr>
                   <w:rFonts w:ascii="Arial" w:cs="Arial" w:eastAsia="Arial" w:hAnsi="Arial"/>
@@ -2990,7 +2990,7 @@
                 <w:delText xml:space="preserve">plastic sheeting</w:delText>
               </w:r>
             </w:del>
-            <w:ins w:id="9048" w:author="Claude (AI) - proposed" w:date="2026-10-15T20:14:24Z">
+            <w:ins w:id="9048" w:author="Claude (AI) - proposed" w:date="2026-10-18T00:27:52Z">
               <w:r>
                 <w:rPr>
                   <w:rFonts w:ascii="Arial" w:cs="Arial" w:eastAsia="Arial" w:hAnsi="Arial"/>
@@ -3018,7 +3018,7 @@
               </w:rPr>
               <w:t xml:space="preserve"> — students investigate which shape stores the most water, exploring volume and surface area of </w:t>
             </w:r>
-            <w:del w:id="9049" w:author="Claude (AI) - proposed" w:date="2026-10-15T20:14:24Z">
+            <w:del w:id="9049" w:author="Claude (AI) - proposed" w:date="2026-10-18T00:27:52Z">
               <w:r>
                 <w:rPr>
                   <w:rFonts w:ascii="Arial" w:cs="Arial" w:eastAsia="Arial" w:hAnsi="Arial"/>
@@ -3033,7 +3033,7 @@
                 <w:delText xml:space="preserve">cones</w:delText>
               </w:r>
             </w:del>
-            <w:ins w:id="9050" w:author="Claude (AI) - proposed" w:date="2026-10-15T20:14:24Z">
+            <w:ins w:id="9050" w:author="Claude (AI) - proposed" w:date="2026-10-18T00:27:52Z">
               <w:r>
                 <w:rPr>
                   <w:rFonts w:ascii="Arial" w:cs="Arial" w:eastAsia="Arial" w:hAnsi="Arial"/>
@@ -3223,7 +3223,7 @@
         </w:rPr>
         <w:t xml:space="preserve">© 2026 SeaVuria and ARES. This work is licensed under a </w:t>
       </w:r>
-      <w:hyperlink w:history="1" r:id="rIdejxeq8s9rupc2b8nadiiz">
+      <w:hyperlink w:history="1" r:id="rIdk8a1zbou2bhic5uyebfhd">
         <w:r>
           <w:rPr>
             <w:rFonts w:ascii="Arial" w:cs="Arial" w:eastAsia="Arial" w:hAnsi="Arial"/>
@@ -3243,7 +3243,7 @@
         </w:rPr>
         <w:t xml:space="preserve"> (</w:t>
       </w:r>
-      <w:hyperlink w:history="1" r:id="rIde1ctaiu2hsvk4ta3cmpul">
+      <w:hyperlink w:history="1" r:id="rIdkgqqvpstlagqc_d9vwuo3">
         <w:r>
           <w:rPr>
             <w:rFonts w:ascii="Arial" w:cs="Arial" w:eastAsia="Arial" w:hAnsi="Arial"/>
@@ -3263,7 +3263,7 @@
         </w:rPr>
         <w:t xml:space="preserve">). To view a copy of this license, visit </w:t>
       </w:r>
-      <w:hyperlink w:history="1" r:id="rIduqqtq3giwvabsospry-7m">
+      <w:hyperlink w:history="1" r:id="rId8zyib5eixndjy3ikgp9jk">
         <w:r>
           <w:rPr>
             <w:rFonts w:ascii="Arial" w:cs="Arial" w:eastAsia="Arial" w:hAnsi="Arial"/>
@@ -3783,7 +3783,7 @@
               </w:rPr>
               <w:t xml:space="preserve">1. How do we determine the surface area and volume of solids? 2. </w:t>
             </w:r>
-            <w:del w:id="9051" w:author="Claude (AI) - proposed" w:date="2026-10-15T20:14:24Z">
+            <w:del w:id="9051" w:author="Claude (AI) - proposed" w:date="2026-10-18T00:27:52Z">
               <w:r>
                 <w:rPr>
                   <w:rFonts w:ascii="Arial" w:cs="Arial" w:eastAsia="Arial" w:hAnsi="Arial"/>
@@ -3798,7 +3798,7 @@
                 <w:delText xml:space="preserve">How are</w:delText>
               </w:r>
             </w:del>
-            <w:ins w:id="9052" w:author="Claude (AI) - proposed" w:date="2026-10-15T20:14:24Z">
+            <w:ins w:id="9052" w:author="Claude (AI) - proposed" w:date="2026-10-18T00:27:52Z">
               <w:r>
                 <w:rPr>
                   <w:rFonts w:ascii="Arial" w:cs="Arial" w:eastAsia="Arial" w:hAnsi="Arial"/>
@@ -3826,7 +3826,7 @@
               </w:rPr>
               <w:t xml:space="preserve"> surface area and volume of solids</w:t>
             </w:r>
-            <w:del w:id="9053" w:author="Claude (AI) - proposed" w:date="2026-10-15T20:14:24Z">
+            <w:del w:id="9053" w:author="Claude (AI) - proposed" w:date="2026-10-18T00:27:52Z">
               <w:r>
                 <w:rPr>
                   <w:rFonts w:ascii="Arial" w:cs="Arial" w:eastAsia="Arial" w:hAnsi="Arial"/>
@@ -4373,7 +4373,7 @@
             <w:pPr>
               <w:spacing w:after="20" w:before="0"/>
             </w:pPr>
-            <w:hyperlink w:history="1" r:id="rId3guahczjersnjveymie4f">
+            <w:hyperlink w:history="1" r:id="rIduux8k97cb8wfs5bpp_uoj">
               <w:r>
                 <w:rPr>
                   <w:rFonts w:ascii="Arial" w:cs="Arial" w:eastAsia="Arial" w:hAnsi="Arial"/>
@@ -4406,7 +4406,7 @@
               <w:spacing w:after="10" w:before="0"/>
               <w:ind w:left="120"/>
             </w:pPr>
-            <w:hyperlink w:history="1" r:id="rIdnws5xjr_lrl4hq1a4eqgv">
+            <w:hyperlink w:history="1" r:id="rIdnefnr2if-l-6jydtph-7z">
               <w:r>
                 <w:rPr>
                   <w:rFonts w:ascii="Arial" w:cs="Arial" w:eastAsia="Arial" w:hAnsi="Arial"/>
@@ -4451,7 +4451,7 @@
             <w:pPr>
               <w:spacing w:after="20" w:before="0"/>
             </w:pPr>
-            <w:hyperlink w:history="1" r:id="rId90r-muxe5r7frkflvbfsx">
+            <w:hyperlink w:history="1" r:id="rIdaxui-augbm1cz_fjb9w_v">
               <w:r>
                 <w:rPr>
                   <w:rFonts w:ascii="Arial" w:cs="Arial" w:eastAsia="Arial" w:hAnsi="Arial"/>
@@ -4484,7 +4484,7 @@
               <w:spacing w:after="10" w:before="0"/>
               <w:ind w:left="120"/>
             </w:pPr>
-            <w:hyperlink w:history="1" r:id="rIdh4p-sfgmgsp58me3urq3l">
+            <w:hyperlink w:history="1" r:id="rIdbuoxfdzolzh1mq3f1indy">
               <w:r>
                 <w:rPr>
                   <w:rFonts w:ascii="Arial" w:cs="Arial" w:eastAsia="Arial" w:hAnsi="Arial"/>
@@ -4516,7 +4516,7 @@
               <w:spacing w:after="40" w:before="0"/>
               <w:jc w:val="left"/>
             </w:pPr>
-            <w:ins w:id="9054" w:author="Claude (AI) - proposed" w:date="2026-10-15T20:14:24Z">
+            <w:ins w:id="9054" w:author="Claude (AI) - proposed" w:date="2026-10-18T00:27:52Z">
               <w:r>
                 <w:rPr>
                   <w:rFonts w:ascii="Arial" w:cs="Arial" w:eastAsia="Arial" w:hAnsi="Arial"/>
@@ -4699,7 +4699,7 @@
             <w:pPr>
               <w:spacing w:after="20" w:before="0"/>
             </w:pPr>
-            <w:hyperlink w:history="1" r:id="rId2sgqcjdlqtco6dfezh6bx">
+            <w:hyperlink w:history="1" r:id="rIdxznizewca8tja0r05fnuu">
               <w:r>
                 <w:rPr>
                   <w:rFonts w:ascii="Arial" w:cs="Arial" w:eastAsia="Arial" w:hAnsi="Arial"/>
@@ -4732,7 +4732,7 @@
               <w:spacing w:after="10" w:before="0"/>
               <w:ind w:left="120"/>
             </w:pPr>
-            <w:hyperlink w:history="1" r:id="rIdms3fn5jkez2kc7c0nyn4q">
+            <w:hyperlink w:history="1" r:id="rIdbcrzioc0gusmyde8l0qn7">
               <w:r>
                 <w:rPr>
                   <w:rFonts w:ascii="Arial" w:cs="Arial" w:eastAsia="Arial" w:hAnsi="Arial"/>
@@ -4777,7 +4777,7 @@
             <w:pPr>
               <w:spacing w:after="20" w:before="0"/>
             </w:pPr>
-            <w:hyperlink w:history="1" r:id="rIde-a36lji5yd7yvb8c-gd0">
+            <w:hyperlink w:history="1" r:id="rIdvrsrhwdxcznpw1dzbj_m5">
               <w:r>
                 <w:rPr>
                   <w:rFonts w:ascii="Arial" w:cs="Arial" w:eastAsia="Arial" w:hAnsi="Arial"/>
@@ -4810,7 +4810,7 @@
               <w:spacing w:after="10" w:before="0"/>
               <w:ind w:left="120"/>
             </w:pPr>
-            <w:hyperlink w:history="1" r:id="rIdinaxqqlq7kxkqkbpsrrj7">
+            <w:hyperlink w:history="1" r:id="rIds4b4ezxofmupbip01yklz">
               <w:r>
                 <w:rPr>
                   <w:rFonts w:ascii="Arial" w:cs="Arial" w:eastAsia="Arial" w:hAnsi="Arial"/>
@@ -4842,7 +4842,7 @@
               <w:spacing w:after="40" w:before="0"/>
               <w:jc w:val="left"/>
             </w:pPr>
-            <w:ins w:id="9055" w:author="Claude (AI) - proposed" w:date="2026-10-15T20:14:24Z">
+            <w:ins w:id="9055" w:author="Claude (AI) - proposed" w:date="2026-10-18T00:27:52Z">
               <w:r>
                 <w:rPr>
                   <w:rFonts w:ascii="Arial" w:cs="Arial" w:eastAsia="Arial" w:hAnsi="Arial"/>
@@ -4870,7 +4870,7 @@
               </w:rPr>
               <w:t xml:space="preserve">In pairs, learners observe and measure </w:t>
             </w:r>
-            <w:del w:id="9056" w:author="Claude (AI) - proposed" w:date="2026-10-15T20:14:24Z">
+            <w:del w:id="9056" w:author="Claude (AI) - proposed" w:date="2026-10-18T00:27:52Z">
               <w:r>
                 <w:rPr>
                   <w:rFonts w:ascii="Arial" w:cs="Arial" w:eastAsia="Arial" w:hAnsi="Arial"/>
@@ -4885,7 +4885,7 @@
                 <w:delText xml:space="preserve">physical prism models and build nets</w:delText>
               </w:r>
             </w:del>
-            <w:ins w:id="9057" w:author="Claude (AI) - proposed" w:date="2026-10-15T20:14:24Z">
+            <w:ins w:id="9057" w:author="Claude (AI) - proposed" w:date="2026-10-18T00:27:52Z">
               <w:r>
                 <w:rPr>
                   <w:rFonts w:ascii="Arial" w:cs="Arial" w:eastAsia="Arial" w:hAnsi="Arial"/>
@@ -4946,7 +4946,7 @@
               </w:rPr>
               <w:t xml:space="preserve">Distribute pre-cut cardboard (reuse old cereal and soap cartons), rulers, pencils and blunt-tip scissors to each pair. Say: 'Wanjiru did not guess. She measured, and she worked with flat pieces of sheet. Today you will do the same: unfold the solid into a flat net and measure every face.' Remind learners of the safety rule: 'Scissors point down and away from you.' Circulate and ask: 'How many faces does your prism have? Which faces are identical? How do you know?' Use WAIT TIME of 10-15 seconds before accepting answers. Prompt pairs who finish early: 'The two triangles in the net are the bases. What is the total length of the rectangles laid side by side, and how does it compare with the perimeter of the triangle?' Cold-call 2 pairs to report their TSA for each prism: 'Pair at the window, what is your total for the rectangular prism? Pair at the back, what did you get for the triangular prism?' Confirm 94 cm2 and 132 cm2 only after the evidence is shared. Draw the table on the board and fill it with learners' values.</w:t>
             </w:r>
-            <w:ins w:id="9058" w:author="Claude (AI) - proposed" w:date="2026-10-15T20:14:24Z">
+            <w:ins w:id="9058" w:author="Claude (AI) - proposed" w:date="2026-10-18T00:27:52Z">
               <w:r>
                 <w:rPr>
                   <w:rFonts w:ascii="Arial" w:cs="Arial" w:eastAsia="Arial" w:hAnsi="Arial"/>
@@ -5083,7 +5083,7 @@
             <w:pPr>
               <w:spacing w:after="20" w:before="0"/>
             </w:pPr>
-            <w:hyperlink w:history="1" r:id="rIdtbu52hqoqy_99xvowsqno">
+            <w:hyperlink w:history="1" r:id="rIdjh4hlkhchfso4eotomabn">
               <w:r>
                 <w:rPr>
                   <w:rFonts w:ascii="Arial" w:cs="Arial" w:eastAsia="Arial" w:hAnsi="Arial"/>
@@ -5116,7 +5116,7 @@
               <w:spacing w:after="10" w:before="0"/>
               <w:ind w:left="120"/>
             </w:pPr>
-            <w:hyperlink w:history="1" r:id="rIdegbhc3yi8b5px3mi7oc4g">
+            <w:hyperlink w:history="1" r:id="rIddtmmckolvi4vdm_c2itym">
               <w:r>
                 <w:rPr>
                   <w:rFonts w:ascii="Arial" w:cs="Arial" w:eastAsia="Arial" w:hAnsi="Arial"/>
@@ -5161,7 +5161,7 @@
             <w:pPr>
               <w:spacing w:after="20" w:before="0"/>
             </w:pPr>
-            <w:hyperlink w:history="1" r:id="rIdgq0yc4dl2zjduuf1ivdle">
+            <w:hyperlink w:history="1" r:id="rId5ft_gwnurborpyvfsoz_t">
               <w:r>
                 <w:rPr>
                   <w:rFonts w:ascii="Arial" w:cs="Arial" w:eastAsia="Arial" w:hAnsi="Arial"/>
@@ -5194,7 +5194,7 @@
               <w:spacing w:after="10" w:before="0"/>
               <w:ind w:left="120"/>
             </w:pPr>
-            <w:hyperlink w:history="1" r:id="rIdhqv9mgpi3_gfrykxojop-">
+            <w:hyperlink w:history="1" r:id="rIdjvtx8cmskm8ga0iycjjg7">
               <w:r>
                 <w:rPr>
                   <w:rFonts w:ascii="Arial" w:cs="Arial" w:eastAsia="Arial" w:hAnsi="Arial"/>
@@ -5226,7 +5226,7 @@
               <w:spacing w:after="40" w:before="0"/>
               <w:jc w:val="left"/>
             </w:pPr>
-            <w:ins w:id="9059" w:author="Claude (AI) - proposed" w:date="2026-10-15T20:14:24Z">
+            <w:ins w:id="9059" w:author="Claude (AI) - proposed" w:date="2026-10-18T00:27:52Z">
               <w:r>
                 <w:rPr>
                   <w:rFonts w:ascii="Arial" w:cs="Arial" w:eastAsia="Arial" w:hAnsi="Arial"/>
@@ -5409,7 +5409,7 @@
             <w:pPr>
               <w:spacing w:after="20" w:before="0"/>
             </w:pPr>
-            <w:hyperlink w:history="1" r:id="rIdch6ek1hxweeazuvjdldgk">
+            <w:hyperlink w:history="1" r:id="rIdfsykr3zn5bsakxt5zom9_">
               <w:r>
                 <w:rPr>
                   <w:rFonts w:ascii="Arial" w:cs="Arial" w:eastAsia="Arial" w:hAnsi="Arial"/>
@@ -5442,7 +5442,7 @@
               <w:spacing w:after="10" w:before="0"/>
               <w:ind w:left="120"/>
             </w:pPr>
-            <w:hyperlink w:history="1" r:id="rIdpmy0gild1ivdkoodp81gy">
+            <w:hyperlink w:history="1" r:id="rId0ylswzdwghrclyh42uosy">
               <w:r>
                 <w:rPr>
                   <w:rFonts w:ascii="Arial" w:cs="Arial" w:eastAsia="Arial" w:hAnsi="Arial"/>
@@ -5487,7 +5487,7 @@
             <w:pPr>
               <w:spacing w:after="20" w:before="0"/>
             </w:pPr>
-            <w:hyperlink w:history="1" r:id="rId-yznjize1rn0j3-kjucfw">
+            <w:hyperlink w:history="1" r:id="rIdqvqxchcocssaflovb1lu6">
               <w:r>
                 <w:rPr>
                   <w:rFonts w:ascii="Arial" w:cs="Arial" w:eastAsia="Arial" w:hAnsi="Arial"/>
@@ -5520,7 +5520,7 @@
               <w:spacing w:after="10" w:before="0"/>
               <w:ind w:left="120"/>
             </w:pPr>
-            <w:hyperlink w:history="1" r:id="rIdlp3fi6ex0u8aicovsitx3">
+            <w:hyperlink w:history="1" r:id="rId95kwtawdoqty3axwb3jae">
               <w:r>
                 <w:rPr>
                   <w:rFonts w:ascii="Arial" w:cs="Arial" w:eastAsia="Arial" w:hAnsi="Arial"/>
@@ -5552,7 +5552,7 @@
               <w:spacing w:after="40" w:before="0"/>
               <w:jc w:val="left"/>
             </w:pPr>
-            <w:ins w:id="9060" w:author="Claude (AI) - proposed" w:date="2026-10-15T20:14:24Z">
+            <w:ins w:id="9060" w:author="Claude (AI) - proposed" w:date="2026-10-18T00:27:52Z">
               <w:r>
                 <w:rPr>
                   <w:rFonts w:ascii="Arial" w:cs="Arial" w:eastAsia="Arial" w:hAnsi="Arial"/>
@@ -5735,7 +5735,7 @@
             <w:pPr>
               <w:spacing w:after="20" w:before="0"/>
             </w:pPr>
-            <w:hyperlink w:history="1" r:id="rIdtlkp3limd51qf2h4h4ffs">
+            <w:hyperlink w:history="1" r:id="rIdh4v83y6gxve6hhwe0_t8b">
               <w:r>
                 <w:rPr>
                   <w:rFonts w:ascii="Arial" w:cs="Arial" w:eastAsia="Arial" w:hAnsi="Arial"/>
@@ -5768,7 +5768,7 @@
               <w:spacing w:after="10" w:before="0"/>
               <w:ind w:left="120"/>
             </w:pPr>
-            <w:hyperlink w:history="1" r:id="rId8mlbpbd4whlzakp3eajzs">
+            <w:hyperlink w:history="1" r:id="rId76ibikpcl0eh-24c-85g_">
               <w:r>
                 <w:rPr>
                   <w:rFonts w:ascii="Arial" w:cs="Arial" w:eastAsia="Arial" w:hAnsi="Arial"/>
@@ -5813,7 +5813,7 @@
             <w:pPr>
               <w:spacing w:after="20" w:before="0"/>
             </w:pPr>
-            <w:hyperlink w:history="1" r:id="rId35x_rag6wmjbliaeeuyax">
+            <w:hyperlink w:history="1" r:id="rIdr42wlevu-sv9taor5k4yc">
               <w:r>
                 <w:rPr>
                   <w:rFonts w:ascii="Arial" w:cs="Arial" w:eastAsia="Arial" w:hAnsi="Arial"/>
@@ -5846,7 +5846,7 @@
               <w:spacing w:after="10" w:before="0"/>
               <w:ind w:left="120"/>
             </w:pPr>
-            <w:hyperlink w:history="1" r:id="rIdaxxmwj0kakwdbjsekqbjq">
+            <w:hyperlink w:history="1" r:id="rIdskgpf3mbr_ivtfsbzmbs5">
               <w:r>
                 <w:rPr>
                   <w:rFonts w:ascii="Arial" w:cs="Arial" w:eastAsia="Arial" w:hAnsi="Arial"/>
@@ -5878,7 +5878,7 @@
               <w:spacing w:after="40" w:before="0"/>
               <w:jc w:val="left"/>
             </w:pPr>
-            <w:ins w:id="9061" w:author="Claude (AI) - proposed" w:date="2026-10-15T20:14:24Z">
+            <w:ins w:id="9061" w:author="Claude (AI) - proposed" w:date="2026-10-18T00:27:52Z">
               <w:r>
                 <w:rPr>
                   <w:rFonts w:ascii="Arial" w:cs="Arial" w:eastAsia="Arial" w:hAnsi="Arial"/>
@@ -6386,7 +6386,7 @@
         </w:rPr>
         <w:t xml:space="preserve">© 2026 SeaVuria and ARES. Aligned with KICD objectives. Developed by SeaVuria; technical implementation by ARES (with AI assistance from Claude). Licensed under </w:t>
       </w:r>
-      <w:hyperlink w:history="1" r:id="rId4vauxtjizumb2swaqg-dq">
+      <w:hyperlink w:history="1" r:id="rIdrddu_1d1g9q7zo3vvclxv">
         <w:r>
           <w:rPr>
             <w:rFonts w:ascii="Arial" w:cs="Arial" w:eastAsia="Arial" w:hAnsi="Arial"/>
@@ -6407,7 +6407,7 @@
         </w:rPr>
         <w:t xml:space="preserve"> (</w:t>
       </w:r>
-      <w:hyperlink w:history="1" r:id="rIdc8tumkj2jrj1yie-p4fy6">
+      <w:hyperlink w:history="1" r:id="rIdeghng292zexnmamonhwga">
         <w:r>
           <w:rPr>
             <w:rFonts w:ascii="Arial" w:cs="Arial" w:eastAsia="Arial" w:hAnsi="Arial"/>
@@ -6928,7 +6928,7 @@
               </w:rPr>
               <w:t xml:space="preserve">How do we determine the surface area and volume of solids? </w:t>
             </w:r>
-            <w:del w:id="9062" w:author="Claude (AI) - proposed" w:date="2026-10-15T20:14:24Z">
+            <w:del w:id="9062" w:author="Claude (AI) - proposed" w:date="2026-10-18T00:27:52Z">
               <w:r>
                 <w:rPr>
                   <w:rFonts w:ascii="Arial" w:cs="Arial" w:eastAsia="Arial" w:hAnsi="Arial"/>
@@ -6943,7 +6943,7 @@
                 <w:delText xml:space="preserve">How are</w:delText>
               </w:r>
             </w:del>
-            <w:ins w:id="9063" w:author="Claude (AI) - proposed" w:date="2026-10-15T20:14:24Z">
+            <w:ins w:id="9063" w:author="Claude (AI) - proposed" w:date="2026-10-18T00:27:52Z">
               <w:r>
                 <w:rPr>
                   <w:rFonts w:ascii="Arial" w:cs="Arial" w:eastAsia="Arial" w:hAnsi="Arial"/>
@@ -6971,7 +6971,7 @@
               </w:rPr>
               <w:t xml:space="preserve"> surface area and volume of solids</w:t>
             </w:r>
-            <w:del w:id="9064" w:author="Claude (AI) - proposed" w:date="2026-10-15T20:14:24Z">
+            <w:del w:id="9064" w:author="Claude (AI) - proposed" w:date="2026-10-18T00:27:52Z">
               <w:r>
                 <w:rPr>
                   <w:rFonts w:ascii="Arial" w:cs="Arial" w:eastAsia="Arial" w:hAnsi="Arial"/>
@@ -7135,7 +7135,7 @@
               </w:rPr>
               <w:t xml:space="preserve">Scissors </w:t>
             </w:r>
-            <w:del w:id="9065" w:author="Claude (AI) - proposed" w:date="2026-10-15T20:14:24Z">
+            <w:del w:id="9065" w:author="Claude (AI) - proposed" w:date="2026-10-18T00:27:52Z">
               <w:r>
                 <w:rPr>
                   <w:rFonts w:ascii="Arial" w:cs="Arial" w:eastAsia="Arial" w:hAnsi="Arial"/>
@@ -7150,7 +7150,7 @@
                 <w:delText xml:space="preserve">and craft knives</w:delText>
               </w:r>
             </w:del>
-            <w:ins w:id="9066" w:author="Claude (AI) - proposed" w:date="2026-10-15T20:14:24Z">
+            <w:ins w:id="9066" w:author="Claude (AI) - proposed" w:date="2026-10-18T00:27:52Z">
               <w:r>
                 <w:rPr>
                   <w:rFonts w:ascii="Arial" w:cs="Arial" w:eastAsia="Arial" w:hAnsi="Arial"/>
@@ -7178,7 +7178,7 @@
               </w:rPr>
               <w:t xml:space="preserve">: cut away from the body and keep fingers clear of the </w:t>
             </w:r>
-            <w:del w:id="9067" w:author="Claude (AI) - proposed" w:date="2026-10-15T20:14:24Z">
+            <w:del w:id="9067" w:author="Claude (AI) - proposed" w:date="2026-10-18T00:27:52Z">
               <w:r>
                 <w:rPr>
                   <w:rFonts w:ascii="Arial" w:cs="Arial" w:eastAsia="Arial" w:hAnsi="Arial"/>
@@ -7193,7 +7193,7 @@
                 <w:delText xml:space="preserve">blade</w:delText>
               </w:r>
             </w:del>
-            <w:ins w:id="9068" w:author="Claude (AI) - proposed" w:date="2026-10-15T20:14:24Z">
+            <w:ins w:id="9068" w:author="Claude (AI) - proposed" w:date="2026-10-18T00:27:52Z">
               <w:r>
                 <w:rPr>
                   <w:rFonts w:ascii="Arial" w:cs="Arial" w:eastAsia="Arial" w:hAnsi="Arial"/>
@@ -7316,7 +7316,7 @@
               </w:rPr>
               <w:t xml:space="preserve">Mzee Kiplagat has since asked Wanjiru to roof a small store at his posho mill with a pyramid-shaped iron-sheet roof, just like the </w:t>
             </w:r>
-            <w:del w:id="9069" w:author="Claude (AI) - proposed" w:date="2026-10-15T20:14:24Z">
+            <w:del w:id="9069" w:author="Claude (AI) - proposed" w:date="2026-10-18T00:27:52Z">
               <w:r>
                 <w:rPr>
                   <w:rFonts w:ascii="Arial" w:cs="Arial" w:eastAsia="Arial" w:hAnsi="Arial"/>
@@ -7331,7 +7331,7 @@
                 <w:delText xml:space="preserve">school hall roofs and Maasai manyatta-style roofs</w:delText>
               </w:r>
             </w:del>
-            <w:ins w:id="9070" w:author="Claude (AI) - proposed" w:date="2026-10-15T20:14:24Z">
+            <w:ins w:id="9070" w:author="Claude (AI) - proposed" w:date="2026-10-18T00:27:52Z">
               <w:r>
                 <w:rPr>
                   <w:rFonts w:ascii="Arial" w:cs="Arial" w:eastAsia="Arial" w:hAnsi="Arial"/>
@@ -7647,7 +7647,7 @@
             <w:pPr>
               <w:spacing w:after="20" w:before="0"/>
             </w:pPr>
-            <w:hyperlink w:history="1" r:id="rId83moppigr_nqhq7v1uvk7">
+            <w:hyperlink w:history="1" r:id="rIdpqhpirntse8h80k3qs6-p">
               <w:r>
                 <w:rPr>
                   <w:rFonts w:ascii="Arial" w:cs="Arial" w:eastAsia="Arial" w:hAnsi="Arial"/>
@@ -7680,7 +7680,7 @@
               <w:spacing w:after="10" w:before="0"/>
               <w:ind w:left="120"/>
             </w:pPr>
-            <w:hyperlink w:history="1" r:id="rIdwrpaeik9tj9cmr1f4pxcr">
+            <w:hyperlink w:history="1" r:id="rIdz66gdjtspwup0kaebphd-">
               <w:r>
                 <w:rPr>
                   <w:rFonts w:ascii="Arial" w:cs="Arial" w:eastAsia="Arial" w:hAnsi="Arial"/>
@@ -7725,7 +7725,7 @@
             <w:pPr>
               <w:spacing w:after="20" w:before="0"/>
             </w:pPr>
-            <w:hyperlink w:history="1" r:id="rIdv5g7pwcufq4iup-6kv_li">
+            <w:hyperlink w:history="1" r:id="rId-lztye3khzfvj_mbhrdrf">
               <w:r>
                 <w:rPr>
                   <w:rFonts w:ascii="Arial" w:cs="Arial" w:eastAsia="Arial" w:hAnsi="Arial"/>
@@ -7758,7 +7758,7 @@
               <w:spacing w:after="10" w:before="0"/>
               <w:ind w:left="120"/>
             </w:pPr>
-            <w:hyperlink w:history="1" r:id="rId2cpgb-2e_nlemfsddusmc">
+            <w:hyperlink w:history="1" r:id="rIdpe1xga6lnnv-fzzorczrp">
               <w:r>
                 <w:rPr>
                   <w:rFonts w:ascii="Arial" w:cs="Arial" w:eastAsia="Arial" w:hAnsi="Arial"/>
@@ -7803,7 +7803,7 @@
               </w:rPr>
               <w:t xml:space="preserve">Learners look at photographs of </w:t>
             </w:r>
-            <w:del w:id="9071" w:author="Claude (AI) - proposed" w:date="2026-10-15T20:14:24Z">
+            <w:del w:id="9071" w:author="Claude (AI) - proposed" w:date="2026-10-18T00:27:52Z">
               <w:r>
                 <w:rPr>
                   <w:rFonts w:ascii="Arial" w:cs="Arial" w:eastAsia="Arial" w:hAnsi="Arial"/>
@@ -7818,7 +7818,7 @@
                 <w:delText xml:space="preserve">a Maasai manyatta roof from</w:delText>
               </w:r>
             </w:del>
-            <w:ins w:id="9072" w:author="Claude (AI) - proposed" w:date="2026-10-15T20:14:24Z">
+            <w:ins w:id="9072" w:author="Claude (AI) - proposed" w:date="2026-10-18T00:27:52Z">
               <w:r>
                 <w:rPr>
                   <w:rFonts w:ascii="Arial" w:cs="Arial" w:eastAsia="Arial" w:hAnsi="Arial"/>
@@ -8001,7 +8001,7 @@
             <w:pPr>
               <w:spacing w:after="20" w:before="0"/>
             </w:pPr>
-            <w:hyperlink w:history="1" r:id="rIdbbistamlo8sqctij3igfx">
+            <w:hyperlink w:history="1" r:id="rIdu8iutidq35nhja-jeykhs">
               <w:r>
                 <w:rPr>
                   <w:rFonts w:ascii="Arial" w:cs="Arial" w:eastAsia="Arial" w:hAnsi="Arial"/>
@@ -8034,7 +8034,7 @@
               <w:spacing w:after="10" w:before="0"/>
               <w:ind w:left="120"/>
             </w:pPr>
-            <w:hyperlink w:history="1" r:id="rIdkdrvchf6tv0chybjkg8in">
+            <w:hyperlink w:history="1" r:id="rId9buds0bib4exaqse3n80m">
               <w:r>
                 <w:rPr>
                   <w:rFonts w:ascii="Arial" w:cs="Arial" w:eastAsia="Arial" w:hAnsi="Arial"/>
@@ -8079,7 +8079,7 @@
             <w:pPr>
               <w:spacing w:after="20" w:before="0"/>
             </w:pPr>
-            <w:hyperlink w:history="1" r:id="rIdwizkt0em2otfxrr-7gk3g">
+            <w:hyperlink w:history="1" r:id="rIdedbzuya4dpevcyxs3mbk7">
               <w:r>
                 <w:rPr>
                   <w:rFonts w:ascii="Arial" w:cs="Arial" w:eastAsia="Arial" w:hAnsi="Arial"/>
@@ -8112,7 +8112,7 @@
               <w:spacing w:after="10" w:before="0"/>
               <w:ind w:left="120"/>
             </w:pPr>
-            <w:hyperlink w:history="1" r:id="rIdou2a_0juox4nalro5l6zx">
+            <w:hyperlink w:history="1" r:id="rIdpdtctqvoyc5ivblsimoij">
               <w:r>
                 <w:rPr>
                   <w:rFonts w:ascii="Arial" w:cs="Arial" w:eastAsia="Arial" w:hAnsi="Arial"/>
@@ -8312,7 +8312,7 @@
             <w:pPr>
               <w:spacing w:after="20" w:before="0"/>
             </w:pPr>
-            <w:hyperlink w:history="1" r:id="rIdp8vo6rffxccaujuzuo8bs">
+            <w:hyperlink w:history="1" r:id="rIdlvnqfquacy9hxibpdb5bw">
               <w:r>
                 <w:rPr>
                   <w:rFonts w:ascii="Arial" w:cs="Arial" w:eastAsia="Arial" w:hAnsi="Arial"/>
@@ -8361,7 +8361,7 @@
               <w:spacing w:after="10" w:before="0"/>
               <w:ind w:left="120"/>
             </w:pPr>
-            <w:hyperlink w:history="1" r:id="rId3jmd91le7dkxxfwadsurp">
+            <w:hyperlink w:history="1" r:id="rIdwxfr9lhypmzqlodqtf3di">
               <w:r>
                 <w:rPr>
                   <w:rFonts w:ascii="Arial" w:cs="Arial" w:eastAsia="Arial" w:hAnsi="Arial"/>
@@ -8406,7 +8406,7 @@
             <w:pPr>
               <w:spacing w:after="20" w:before="0"/>
             </w:pPr>
-            <w:hyperlink w:history="1" r:id="rIdftu60zhjvewiekx7obpkt">
+            <w:hyperlink w:history="1" r:id="rIdovmi4ohnw8ymjsm8y6vsx">
               <w:r>
                 <w:rPr>
                   <w:rFonts w:ascii="Arial" w:cs="Arial" w:eastAsia="Arial" w:hAnsi="Arial"/>
@@ -8439,7 +8439,7 @@
               <w:spacing w:after="10" w:before="0"/>
               <w:ind w:left="120"/>
             </w:pPr>
-            <w:hyperlink w:history="1" r:id="rIde7lw8ytbof2y3znf_su2d">
+            <w:hyperlink w:history="1" r:id="rIdpr_cgvlzmprsvnegbmo3m">
               <w:r>
                 <w:rPr>
                   <w:rFonts w:ascii="Arial" w:cs="Arial" w:eastAsia="Arial" w:hAnsi="Arial"/>
@@ -8639,7 +8639,7 @@
             <w:pPr>
               <w:spacing w:after="20" w:before="0"/>
             </w:pPr>
-            <w:hyperlink w:history="1" r:id="rIda0rxz-4lqetx4pb8e9cum">
+            <w:hyperlink w:history="1" r:id="rIdgatgonew8wwipup_huklt">
               <w:r>
                 <w:rPr>
                   <w:rFonts w:ascii="Arial" w:cs="Arial" w:eastAsia="Arial" w:hAnsi="Arial"/>
@@ -8688,7 +8688,7 @@
               <w:spacing w:after="10" w:before="0"/>
               <w:ind w:left="120"/>
             </w:pPr>
-            <w:hyperlink w:history="1" r:id="rIdrrmo0yvtpipj636sfczwd">
+            <w:hyperlink w:history="1" r:id="rIdbe6vdoczmzw8rgr1yowd-">
               <w:r>
                 <w:rPr>
                   <w:rFonts w:ascii="Arial" w:cs="Arial" w:eastAsia="Arial" w:hAnsi="Arial"/>
@@ -8733,7 +8733,7 @@
             <w:pPr>
               <w:spacing w:after="20" w:before="0"/>
             </w:pPr>
-            <w:hyperlink w:history="1" r:id="rIdjf3a1qky6pno7bebqriwz">
+            <w:hyperlink w:history="1" r:id="rIdrd2dyl9yulzbliarmwf0r">
               <w:r>
                 <w:rPr>
                   <w:rFonts w:ascii="Arial" w:cs="Arial" w:eastAsia="Arial" w:hAnsi="Arial"/>
@@ -8766,7 +8766,7 @@
               <w:spacing w:after="10" w:before="0"/>
               <w:ind w:left="120"/>
             </w:pPr>
-            <w:hyperlink w:history="1" r:id="rIdprqcx2jbzhn9cml5fmxq7">
+            <w:hyperlink w:history="1" r:id="rIdew_pkn0kjaphuxs4bhtfq">
               <w:r>
                 <w:rPr>
                   <w:rFonts w:ascii="Arial" w:cs="Arial" w:eastAsia="Arial" w:hAnsi="Arial"/>
@@ -8966,7 +8966,7 @@
             <w:pPr>
               <w:spacing w:after="20" w:before="0"/>
             </w:pPr>
-            <w:hyperlink w:history="1" r:id="rId2es_i9jjh3mvi5tlq1nrk">
+            <w:hyperlink w:history="1" r:id="rId6tpapypvddxxj9o7mc9ex">
               <w:r>
                 <w:rPr>
                   <w:rFonts w:ascii="Arial" w:cs="Arial" w:eastAsia="Arial" w:hAnsi="Arial"/>
@@ -9015,7 +9015,7 @@
               <w:spacing w:after="10" w:before="0"/>
               <w:ind w:left="120"/>
             </w:pPr>
-            <w:hyperlink w:history="1" r:id="rId67zeuhwyfa6bgbnjilrby">
+            <w:hyperlink w:history="1" r:id="rIdimmmvgu7y8jgmtzwehj6t">
               <w:r>
                 <w:rPr>
                   <w:rFonts w:ascii="Arial" w:cs="Arial" w:eastAsia="Arial" w:hAnsi="Arial"/>
@@ -9060,7 +9060,7 @@
             <w:pPr>
               <w:spacing w:after="20" w:before="0"/>
             </w:pPr>
-            <w:hyperlink w:history="1" r:id="rId6-dhoq-eyvhr38tqhp434">
+            <w:hyperlink w:history="1" r:id="rIdmdtzlwrs34nwyylct5mdh">
               <w:r>
                 <w:rPr>
                   <w:rFonts w:ascii="Arial" w:cs="Arial" w:eastAsia="Arial" w:hAnsi="Arial"/>
@@ -9093,7 +9093,7 @@
               <w:spacing w:after="10" w:before="0"/>
               <w:ind w:left="120"/>
             </w:pPr>
-            <w:hyperlink w:history="1" r:id="rIdmqpwobyudg5ivkljw8vi5">
+            <w:hyperlink w:history="1" r:id="rIdzvczmgomsfy5qiunn5y2y">
               <w:r>
                 <w:rPr>
                   <w:rFonts w:ascii="Arial" w:cs="Arial" w:eastAsia="Arial" w:hAnsi="Arial"/>
@@ -9618,7 +9618,7 @@
         </w:rPr>
         <w:t xml:space="preserve">© 2026 SeaVuria and ARES. Aligned with KICD objectives. Developed by SeaVuria; technical implementation by ARES (with AI assistance from Claude). Licensed under </w:t>
       </w:r>
-      <w:hyperlink w:history="1" r:id="rIdc3ly8lljcn43ysvwdmtkv">
+      <w:hyperlink w:history="1" r:id="rIdnuwyabmgifn5kog9kkcri">
         <w:r>
           <w:rPr>
             <w:rFonts w:ascii="Arial" w:cs="Arial" w:eastAsia="Arial" w:hAnsi="Arial"/>
@@ -9639,7 +9639,7 @@
         </w:rPr>
         <w:t xml:space="preserve"> (</w:t>
       </w:r>
-      <w:hyperlink w:history="1" r:id="rIdas6ezvpflc_mj5fd4nh3l">
+      <w:hyperlink w:history="1" r:id="rIdh-i93p-9vk_byzzwtdxc5">
         <w:r>
           <w:rPr>
             <w:rFonts w:ascii="Arial" w:cs="Arial" w:eastAsia="Arial" w:hAnsi="Arial"/>
@@ -10160,7 +10160,7 @@
               </w:rPr>
               <w:t xml:space="preserve">1. How do we determine the surface area and volume of solids? 2. </w:t>
             </w:r>
-            <w:del w:id="9073" w:author="Claude (AI) - proposed" w:date="2026-10-15T20:14:24Z">
+            <w:del w:id="9073" w:author="Claude (AI) - proposed" w:date="2026-10-18T00:27:52Z">
               <w:r>
                 <w:rPr>
                   <w:rFonts w:ascii="Arial" w:cs="Arial" w:eastAsia="Arial" w:hAnsi="Arial"/>
@@ -10175,7 +10175,7 @@
                 <w:delText xml:space="preserve">How are</w:delText>
               </w:r>
             </w:del>
-            <w:ins w:id="9074" w:author="Claude (AI) - proposed" w:date="2026-10-15T20:14:24Z">
+            <w:ins w:id="9074" w:author="Claude (AI) - proposed" w:date="2026-10-18T00:27:52Z">
               <w:r>
                 <w:rPr>
                   <w:rFonts w:ascii="Arial" w:cs="Arial" w:eastAsia="Arial" w:hAnsi="Arial"/>
@@ -10203,7 +10203,7 @@
               </w:rPr>
               <w:t xml:space="preserve"> surface area and volume of solids</w:t>
             </w:r>
-            <w:del w:id="9075" w:author="Claude (AI) - proposed" w:date="2026-10-15T20:14:24Z">
+            <w:del w:id="9075" w:author="Claude (AI) - proposed" w:date="2026-10-18T00:27:52Z">
               <w:r>
                 <w:rPr>
                   <w:rFonts w:ascii="Arial" w:cs="Arial" w:eastAsia="Arial" w:hAnsi="Arial"/>
@@ -10750,7 +10750,7 @@
             <w:pPr>
               <w:spacing w:after="20" w:before="0"/>
             </w:pPr>
-            <w:hyperlink w:history="1" r:id="rIdhlbjh0ff2ab4fzcu4gyfs">
+            <w:hyperlink w:history="1" r:id="rIdhudfv4yfdl0a4hhj87m8v">
               <w:r>
                 <w:rPr>
                   <w:rFonts w:ascii="Arial" w:cs="Arial" w:eastAsia="Arial" w:hAnsi="Arial"/>
@@ -10799,7 +10799,7 @@
               <w:spacing w:after="10" w:before="0"/>
               <w:ind w:left="120"/>
             </w:pPr>
-            <w:hyperlink w:history="1" r:id="rId4zleo3qubi0qw99loy-cm">
+            <w:hyperlink w:history="1" r:id="rIdn1cirrnwhcg42onnjfpfb">
               <w:r>
                 <w:rPr>
                   <w:rFonts w:ascii="Arial" w:cs="Arial" w:eastAsia="Arial" w:hAnsi="Arial"/>
@@ -10844,7 +10844,7 @@
             <w:pPr>
               <w:spacing w:after="20" w:before="0"/>
             </w:pPr>
-            <w:hyperlink w:history="1" r:id="rIdmagduhnzjuh-lfvovmn3v">
+            <w:hyperlink w:history="1" r:id="rId7_qzavpruja7hjxgrzdc6">
               <w:r>
                 <w:rPr>
                   <w:rFonts w:ascii="Arial" w:cs="Arial" w:eastAsia="Arial" w:hAnsi="Arial"/>
@@ -10877,7 +10877,7 @@
               <w:spacing w:after="10" w:before="0"/>
               <w:ind w:left="120"/>
             </w:pPr>
-            <w:hyperlink w:history="1" r:id="rIdx1od6awg35ktddkx2d4u2">
+            <w:hyperlink w:history="1" r:id="rIdnwec3t9pmlyyktofqzz0p">
               <w:r>
                 <w:rPr>
                   <w:rFonts w:ascii="Arial" w:cs="Arial" w:eastAsia="Arial" w:hAnsi="Arial"/>
@@ -10922,7 +10922,7 @@
               </w:rPr>
               <w:t xml:space="preserve">(About 6 minutes.) Learners sit in groups of 4. Each group receives a cardboard or paper cone, a sheet of plain paper, and a ruler. The teacher shows an ice-cream cone (r = 3.5 cm, slant l = 12 cm) alongside a photo of the conical </w:t>
             </w:r>
-            <w:ins w:id="9076" w:author="Claude (AI) - proposed" w:date="2026-10-15T20:14:24Z">
+            <w:ins w:id="9076" w:author="Claude (AI) - proposed" w:date="2026-10-18T00:27:52Z">
               <w:r>
                 <w:rPr>
                   <w:rFonts w:ascii="Arial" w:cs="Arial" w:eastAsia="Arial" w:hAnsi="Arial"/>
@@ -10950,7 +10950,7 @@
               </w:rPr>
               <w:t xml:space="preserve">roof of a </w:t>
             </w:r>
-            <w:del w:id="9077" w:author="Claude (AI) - proposed" w:date="2026-10-15T20:14:24Z">
+            <w:del w:id="9077" w:author="Claude (AI) - proposed" w:date="2026-10-18T00:27:52Z">
               <w:r>
                 <w:rPr>
                   <w:rFonts w:ascii="Arial" w:cs="Arial" w:eastAsia="Arial" w:hAnsi="Arial"/>
@@ -10965,7 +10965,7 @@
                 <w:delText xml:space="preserve">Maasai manyatta in Narok</w:delText>
               </w:r>
             </w:del>
-            <w:ins w:id="9078" w:author="Claude (AI) - proposed" w:date="2026-10-15T20:14:24Z">
+            <w:ins w:id="9078" w:author="Claude (AI) - proposed" w:date="2026-10-18T00:27:52Z">
               <w:r>
                 <w:rPr>
                   <w:rFonts w:ascii="Arial" w:cs="Arial" w:eastAsia="Arial" w:hAnsi="Arial"/>
@@ -11148,7 +11148,7 @@
             <w:pPr>
               <w:spacing w:after="20" w:before="0"/>
             </w:pPr>
-            <w:hyperlink w:history="1" r:id="rIdso5fnc_raceo9qzx3ashi">
+            <w:hyperlink w:history="1" r:id="rId2cwdxrdxiyoddvp2p2pyj">
               <w:r>
                 <w:rPr>
                   <w:rFonts w:ascii="Arial" w:cs="Arial" w:eastAsia="Arial" w:hAnsi="Arial"/>
@@ -11197,7 +11197,7 @@
               <w:spacing w:after="10" w:before="0"/>
               <w:ind w:left="120"/>
             </w:pPr>
-            <w:hyperlink w:history="1" r:id="rIdrqr4on4awg9xtprktodjf">
+            <w:hyperlink w:history="1" r:id="rIdaqx7i9axqxi96m1q9hugo">
               <w:r>
                 <w:rPr>
                   <w:rFonts w:ascii="Arial" w:cs="Arial" w:eastAsia="Arial" w:hAnsi="Arial"/>
@@ -11242,7 +11242,7 @@
             <w:pPr>
               <w:spacing w:after="20" w:before="0"/>
             </w:pPr>
-            <w:hyperlink w:history="1" r:id="rIdc8nmaok8ouhxmawaamo7i">
+            <w:hyperlink w:history="1" r:id="rIdtt6dzoahel2qvlhqx7jw9">
               <w:r>
                 <w:rPr>
                   <w:rFonts w:ascii="Arial" w:cs="Arial" w:eastAsia="Arial" w:hAnsi="Arial"/>
@@ -11275,7 +11275,7 @@
               <w:spacing w:after="10" w:before="0"/>
               <w:ind w:left="120"/>
             </w:pPr>
-            <w:hyperlink w:history="1" r:id="rIdxld9mzmt5sefhahakijhw">
+            <w:hyperlink w:history="1" r:id="rId_o0imx_gdqncijsaw4nn_">
               <w:r>
                 <w:rPr>
                   <w:rFonts w:ascii="Arial" w:cs="Arial" w:eastAsia="Arial" w:hAnsi="Arial"/>
@@ -11475,7 +11475,7 @@
             <w:pPr>
               <w:spacing w:after="20" w:before="0"/>
             </w:pPr>
-            <w:hyperlink w:history="1" r:id="rIdmazwapmdo4hv9f52-ru11">
+            <w:hyperlink w:history="1" r:id="rIdp-thbvzfcgvyrvwbf9okp">
               <w:r>
                 <w:rPr>
                   <w:rFonts w:ascii="Arial" w:cs="Arial" w:eastAsia="Arial" w:hAnsi="Arial"/>
@@ -11524,7 +11524,7 @@
               <w:spacing w:after="10" w:before="0"/>
               <w:ind w:left="120"/>
             </w:pPr>
-            <w:hyperlink w:history="1" r:id="rIdmg7xj6cnvpr0eopjax5ri">
+            <w:hyperlink w:history="1" r:id="rIdw0ib31cpdtdbqcjo1igzb">
               <w:r>
                 <w:rPr>
                   <w:rFonts w:ascii="Arial" w:cs="Arial" w:eastAsia="Arial" w:hAnsi="Arial"/>
@@ -11569,7 +11569,7 @@
             <w:pPr>
               <w:spacing w:after="20" w:before="0"/>
             </w:pPr>
-            <w:hyperlink w:history="1" r:id="rIdpuxoo6qwuxrealjokxufr">
+            <w:hyperlink w:history="1" r:id="rIdklk9gvf78y0frnnitrmhn">
               <w:r>
                 <w:rPr>
                   <w:rFonts w:ascii="Arial" w:cs="Arial" w:eastAsia="Arial" w:hAnsi="Arial"/>
@@ -11618,7 +11618,7 @@
               <w:spacing w:after="10" w:before="0"/>
               <w:ind w:left="120"/>
             </w:pPr>
-            <w:hyperlink w:history="1" r:id="rIdfmwa5iavegtadtipjtjuo">
+            <w:hyperlink w:history="1" r:id="rIddczrhnyr2dydymsje2lzn">
               <w:r>
                 <w:rPr>
                   <w:rFonts w:ascii="Arial" w:cs="Arial" w:eastAsia="Arial" w:hAnsi="Arial"/>
@@ -11696,7 +11696,7 @@
               </w:rPr>
               <w:t xml:space="preserve">1) Pose Task 1: 'Wanjiru has a roll of sheet. How many square metres does she cut for this conical top?' Give 2 minutes of silent work, then pairs compare. 2) Wait 10-15 seconds after each question; cold-call 4 learners across the room for answers and reasoning, not just numbers. Ask: 'Which measurement did you use, and why not the height?' 3) Spot-check for the common error of using h = vertical height; say: 'In the formula, l is the length down the sloping side, measured on the surface.' Use Lesson 2's slant vs vertical idea only as a pointer, not a re-teach. 4) For Task 2, say: 'Say whether your answer is curved or total, out loud, before you write the unit.' Cold-call 2 learners to distinguish 132 and 170.5 cm2. 5) For Task 3, draw the frustum cross-section and mark R = 2.1, r = 1.05, l = 1.75 on the board; ask: 'Where is the frustum's slant height on this picture?' Wait 10 seconds; cold-call 3. Then ask learners to expand 23.1 − 5.775 as π × 2.1 × 3.5 − π × 1.05 × 1.75 and show 3.5 = 2 × 1.75 and 2.1 = 2 × 1.05, so the expression becomes π(2 × 1.05 × 2 × 1.75 − 1.05 × 1.75) and then π × 1.75 × (2.1 + 1.05) = π(R + r)l. Do not rush this algebra: allow 15 seconds wait before asking, 'Why does the answer match?' </w:t>
             </w:r>
-            <w:ins w:id="9079" w:author="Claude (AI) - proposed" w:date="2026-10-15T20:14:24Z">
+            <w:ins w:id="9079" w:author="Claude (AI) - proposed" w:date="2026-10-18T00:27:52Z">
               <w:r>
                 <w:rPr>
                   <w:rFonts w:ascii="Arial" w:cs="Arial" w:eastAsia="Arial" w:hAnsi="Arial"/>
@@ -11846,7 +11846,7 @@
             <w:pPr>
               <w:spacing w:after="20" w:before="0"/>
             </w:pPr>
-            <w:hyperlink w:history="1" r:id="rIdhc7qf8rz86dtajma3l7zh">
+            <w:hyperlink w:history="1" r:id="rIdpnmlex42zr402fdhk_1m0">
               <w:r>
                 <w:rPr>
                   <w:rFonts w:ascii="Arial" w:cs="Arial" w:eastAsia="Arial" w:hAnsi="Arial"/>
@@ -11895,7 +11895,7 @@
               <w:spacing w:after="10" w:before="0"/>
               <w:ind w:left="120"/>
             </w:pPr>
-            <w:hyperlink w:history="1" r:id="rIdu4uyzuvt-4nv1nvc7yxnw">
+            <w:hyperlink w:history="1" r:id="rId4awsd-mvagluqt0hpffbe">
               <w:r>
                 <w:rPr>
                   <w:rFonts w:ascii="Arial" w:cs="Arial" w:eastAsia="Arial" w:hAnsi="Arial"/>
@@ -11940,7 +11940,7 @@
             <w:pPr>
               <w:spacing w:after="20" w:before="0"/>
             </w:pPr>
-            <w:hyperlink w:history="1" r:id="rIdc5eygxfk56yo1idmm2ob7">
+            <w:hyperlink w:history="1" r:id="rId4hylsosefrvefvjq9egwd">
               <w:r>
                 <w:rPr>
                   <w:rFonts w:ascii="Arial" w:cs="Arial" w:eastAsia="Arial" w:hAnsi="Arial"/>
@@ -11989,7 +11989,7 @@
               <w:spacing w:after="10" w:before="0"/>
               <w:ind w:left="120"/>
             </w:pPr>
-            <w:hyperlink w:history="1" r:id="rIdboe5v6q70neo_tohcddw9">
+            <w:hyperlink w:history="1" r:id="rIdb5aywzi_ddyktcsu-ec8u">
               <w:r>
                 <w:rPr>
                   <w:rFonts w:ascii="Arial" w:cs="Arial" w:eastAsia="Arial" w:hAnsi="Arial"/>
@@ -12189,7 +12189,7 @@
             <w:pPr>
               <w:spacing w:after="20" w:before="0"/>
             </w:pPr>
-            <w:hyperlink w:history="1" r:id="rIdoopc3prgbl9wjsphaeni8">
+            <w:hyperlink w:history="1" r:id="rIdxtxeqihuovjp9tlzggp9a">
               <w:r>
                 <w:rPr>
                   <w:rFonts w:ascii="Arial" w:cs="Arial" w:eastAsia="Arial" w:hAnsi="Arial"/>
@@ -12238,7 +12238,7 @@
               <w:spacing w:after="10" w:before="0"/>
               <w:ind w:left="120"/>
             </w:pPr>
-            <w:hyperlink w:history="1" r:id="rIdinw5fkn6m8i9scpyhve-e">
+            <w:hyperlink w:history="1" r:id="rIdytbahbznkpphkwld5hqhe">
               <w:r>
                 <w:rPr>
                   <w:rFonts w:ascii="Arial" w:cs="Arial" w:eastAsia="Arial" w:hAnsi="Arial"/>
@@ -12283,7 +12283,7 @@
             <w:pPr>
               <w:spacing w:after="20" w:before="0"/>
             </w:pPr>
-            <w:hyperlink w:history="1" r:id="rIdypov1hss-kcwklhfmctp6">
+            <w:hyperlink w:history="1" r:id="rIddb-7jaofwqqhl1jc1s2_z">
               <w:r>
                 <w:rPr>
                   <w:rFonts w:ascii="Arial" w:cs="Arial" w:eastAsia="Arial" w:hAnsi="Arial"/>
@@ -12332,7 +12332,7 @@
               <w:spacing w:after="10" w:before="0"/>
               <w:ind w:left="120"/>
             </w:pPr>
-            <w:hyperlink w:history="1" r:id="rIdl-xhvt_ua_9lwjpxvmrrb">
+            <w:hyperlink w:history="1" r:id="rIdzm45251dghqkn-huijxyx">
               <w:r>
                 <w:rPr>
                   <w:rFonts w:ascii="Arial" w:cs="Arial" w:eastAsia="Arial" w:hAnsi="Arial"/>
@@ -12857,7 +12857,7 @@
         </w:rPr>
         <w:t xml:space="preserve">© 2026 SeaVuria and ARES. Aligned with KICD objectives. Developed by SeaVuria; technical implementation by ARES (with AI assistance from Claude). Licensed under </w:t>
       </w:r>
-      <w:hyperlink w:history="1" r:id="rIdtzjvcrbw2vz1cq4atsnzn">
+      <w:hyperlink w:history="1" r:id="rIdwqqs7bybpgfkokpqwsmmy">
         <w:r>
           <w:rPr>
             <w:rFonts w:ascii="Arial" w:cs="Arial" w:eastAsia="Arial" w:hAnsi="Arial"/>
@@ -12878,7 +12878,7 @@
         </w:rPr>
         <w:t xml:space="preserve"> (</w:t>
       </w:r>
-      <w:hyperlink w:history="1" r:id="rIduwkegyryfoxrtahcwyl1w">
+      <w:hyperlink w:history="1" r:id="rIdffylwdaszvewgah-bppki">
         <w:r>
           <w:rPr>
             <w:rFonts w:ascii="Arial" w:cs="Arial" w:eastAsia="Arial" w:hAnsi="Arial"/>
@@ -12955,7 +12955,7 @@
               </w:rPr>
               <w:t xml:space="preserve">LESSON 4 (</w:t>
             </w:r>
-            <w:del w:id="9080" w:author="Claude (AI) - proposed" w:date="2026-10-15T20:14:24Z">
+            <w:del w:id="9080" w:author="Claude (AI) - proposed" w:date="2026-10-18T00:27:52Z">
               <w:r>
                 <w:rPr>
                   <w:rFonts w:ascii="Arial" w:cs="Arial" w:eastAsia="Arial" w:hAnsi="Arial"/>
@@ -12970,7 +12970,7 @@
                 <w:delText xml:space="preserve">40 minutes (one double lesson of 80 minutes is recommended if learners make the paper-strip model</w:delText>
               </w:r>
             </w:del>
-            <w:ins w:id="9081" w:author="Claude (AI) - proposed" w:date="2026-10-15T20:14:24Z">
+            <w:ins w:id="9081" w:author="Claude (AI) - proposed" w:date="2026-10-18T00:27:52Z">
               <w:r>
                 <w:rPr>
                   <w:rFonts w:ascii="Arial" w:cs="Arial" w:eastAsia="Arial" w:hAnsi="Arial"/>
@@ -13170,7 +13170,7 @@
               </w:rPr>
               <w:t xml:space="preserve">Learners find the surface area of a sphere by wrapping a ball in paper strips and then verify with SA = 4πr². They then find the surface area of composite solids (cylinder + hemisphere, as in the Nairobi packaging factory container) by decomposing the solid into parts and removing hidden joined faces, and check the method on the drum (30,800 cm2). This moves the evidence on from 'SA is the sheet used' </w:t>
             </w:r>
-            <w:del w:id="9082" w:author="Claude (AI) - proposed" w:date="2026-10-15T20:14:24Z">
+            <w:del w:id="9082" w:author="Claude (AI) - proposed" w:date="2026-10-18T00:27:52Z">
               <w:r>
                 <w:rPr>
                   <w:rFonts w:ascii="Arial" w:cs="Arial" w:eastAsia="Arial" w:hAnsi="Arial"/>
@@ -13185,7 +13185,7 @@
                 <w:delText xml:space="preserve">toward 'a sphere covers the most space for its skin'</w:delText>
               </w:r>
             </w:del>
-            <w:ins w:id="9083" w:author="Claude (AI) - proposed" w:date="2026-10-15T20:14:24Z">
+            <w:ins w:id="9083" w:author="Claude (AI) - proposed" w:date="2026-10-18T00:27:52Z">
               <w:r>
                 <w:rPr>
                   <w:rFonts w:ascii="Arial" w:cs="Arial" w:eastAsia="Arial" w:hAnsi="Arial"/>
@@ -13485,7 +13485,7 @@
               </w:rPr>
               <w:t xml:space="preserve">1. How do we determine the surface area and volume of solids? 2. </w:t>
             </w:r>
-            <w:del w:id="9084" w:author="Claude (AI) - proposed" w:date="2026-10-15T20:14:24Z">
+            <w:del w:id="9084" w:author="Claude (AI) - proposed" w:date="2026-10-18T00:27:52Z">
               <w:r>
                 <w:rPr>
                   <w:rFonts w:ascii="Arial" w:cs="Arial" w:eastAsia="Arial" w:hAnsi="Arial"/>
@@ -13500,7 +13500,7 @@
                 <w:delText xml:space="preserve">How are</w:delText>
               </w:r>
             </w:del>
-            <w:ins w:id="9085" w:author="Claude (AI) - proposed" w:date="2026-10-15T20:14:24Z">
+            <w:ins w:id="9085" w:author="Claude (AI) - proposed" w:date="2026-10-18T00:27:52Z">
               <w:r>
                 <w:rPr>
                   <w:rFonts w:ascii="Arial" w:cs="Arial" w:eastAsia="Arial" w:hAnsi="Arial"/>
@@ -13528,7 +13528,7 @@
               </w:rPr>
               <w:t xml:space="preserve"> surface area and volume of solids</w:t>
             </w:r>
-            <w:del w:id="9086" w:author="Claude (AI) - proposed" w:date="2026-10-15T20:14:24Z">
+            <w:del w:id="9086" w:author="Claude (AI) - proposed" w:date="2026-10-18T00:27:52Z">
               <w:r>
                 <w:rPr>
                   <w:rFonts w:ascii="Arial" w:cs="Arial" w:eastAsia="Arial" w:hAnsi="Arial"/>
@@ -14075,7 +14075,7 @@
             <w:pPr>
               <w:spacing w:after="20" w:before="0"/>
             </w:pPr>
-            <w:hyperlink w:history="1" r:id="rId9vpujaruimhhiyfwjnfhf">
+            <w:hyperlink w:history="1" r:id="rIdoprlq4rx3_ciytnks9d8c">
               <w:r>
                 <w:rPr>
                   <w:rFonts w:ascii="Arial" w:cs="Arial" w:eastAsia="Arial" w:hAnsi="Arial"/>
@@ -14108,7 +14108,7 @@
               <w:spacing w:after="10" w:before="0"/>
               <w:ind w:left="120"/>
             </w:pPr>
-            <w:hyperlink w:history="1" r:id="rIdirfnu2gzc5aiccd2rprdu">
+            <w:hyperlink w:history="1" r:id="rIdas2dywiowmzxeryab_02v">
               <w:r>
                 <w:rPr>
                   <w:rFonts w:ascii="Arial" w:cs="Arial" w:eastAsia="Arial" w:hAnsi="Arial"/>
@@ -14153,7 +14153,7 @@
             <w:pPr>
               <w:spacing w:after="20" w:before="0"/>
             </w:pPr>
-            <w:hyperlink w:history="1" r:id="rIdytvrwuldx-j5u-t9yk0sp">
+            <w:hyperlink w:history="1" r:id="rIdejnn0ipaxfzoi4bk3_dl5">
               <w:r>
                 <w:rPr>
                   <w:rFonts w:ascii="Arial" w:cs="Arial" w:eastAsia="Arial" w:hAnsi="Arial"/>
@@ -14186,7 +14186,7 @@
               <w:spacing w:after="10" w:before="0"/>
               <w:ind w:left="120"/>
             </w:pPr>
-            <w:hyperlink w:history="1" r:id="rIdsveysfb40b3swcl9zanp5">
+            <w:hyperlink w:history="1" r:id="rIdboqfwovkt4fqkx8_pfjnn">
               <w:r>
                 <w:rPr>
                   <w:rFonts w:ascii="Arial" w:cs="Arial" w:eastAsia="Arial" w:hAnsi="Arial"/>
@@ -14231,7 +14231,7 @@
               </w:rPr>
               <w:t xml:space="preserve">(</w:t>
             </w:r>
-            <w:del w:id="9087" w:author="Claude (AI) - proposed" w:date="2026-10-15T20:14:24Z">
+            <w:del w:id="9087" w:author="Claude (AI) - proposed" w:date="2026-10-18T00:27:52Z">
               <w:r>
                 <w:rPr>
                   <w:rFonts w:ascii="Arial" w:cs="Arial" w:eastAsia="Arial" w:hAnsi="Arial"/>
@@ -14246,7 +14246,7 @@
                 <w:delText xml:space="preserve">8</w:delText>
               </w:r>
             </w:del>
-            <w:ins w:id="9088" w:author="Claude (AI) - proposed" w:date="2026-10-15T20:14:24Z">
+            <w:ins w:id="9088" w:author="Claude (AI) - proposed" w:date="2026-10-18T00:27:52Z">
               <w:r>
                 <w:rPr>
                   <w:rFonts w:ascii="Arial" w:cs="Arial" w:eastAsia="Arial" w:hAnsi="Arial"/>
@@ -14429,7 +14429,7 @@
             <w:pPr>
               <w:spacing w:after="20" w:before="0"/>
             </w:pPr>
-            <w:hyperlink w:history="1" r:id="rId8cr2_-tb12wr5jzx0fw_j">
+            <w:hyperlink w:history="1" r:id="rIdy6ddrv8-kpvmqueepyky-">
               <w:r>
                 <w:rPr>
                   <w:rFonts w:ascii="Arial" w:cs="Arial" w:eastAsia="Arial" w:hAnsi="Arial"/>
@@ -14462,7 +14462,7 @@
               <w:spacing w:after="10" w:before="0"/>
               <w:ind w:left="120"/>
             </w:pPr>
-            <w:hyperlink w:history="1" r:id="rIdcqo3ftcn4tvpc7jhzufhu">
+            <w:hyperlink w:history="1" r:id="rIdiyw73b2oty6soz2yf1ilp">
               <w:r>
                 <w:rPr>
                   <w:rFonts w:ascii="Arial" w:cs="Arial" w:eastAsia="Arial" w:hAnsi="Arial"/>
@@ -14507,7 +14507,7 @@
             <w:pPr>
               <w:spacing w:after="20" w:before="0"/>
             </w:pPr>
-            <w:hyperlink w:history="1" r:id="rIdgdizy2pqc_uv-oidr--s1">
+            <w:hyperlink w:history="1" r:id="rIdsdby_-pxhdgdhklllbrcj">
               <w:r>
                 <w:rPr>
                   <w:rFonts w:ascii="Arial" w:cs="Arial" w:eastAsia="Arial" w:hAnsi="Arial"/>
@@ -14540,7 +14540,7 @@
               <w:spacing w:after="10" w:before="0"/>
               <w:ind w:left="120"/>
             </w:pPr>
-            <w:hyperlink w:history="1" r:id="rId65ollgrzdchfkx90fxisj">
+            <w:hyperlink w:history="1" r:id="rIdvteho4sdv9qpq2s3xq4lk">
               <w:r>
                 <w:rPr>
                   <w:rFonts w:ascii="Arial" w:cs="Arial" w:eastAsia="Arial" w:hAnsi="Arial"/>
@@ -14585,7 +14585,7 @@
               </w:rPr>
               <w:t xml:space="preserve">(</w:t>
             </w:r>
-            <w:del w:id="9089" w:author="Claude (AI) - proposed" w:date="2026-10-15T20:14:24Z">
+            <w:del w:id="9089" w:author="Claude (AI) - proposed" w:date="2026-10-18T00:27:52Z">
               <w:r>
                 <w:rPr>
                   <w:rFonts w:ascii="Arial" w:cs="Arial" w:eastAsia="Arial" w:hAnsi="Arial"/>
@@ -14600,7 +14600,7 @@
                 <w:delText xml:space="preserve">14</w:delText>
               </w:r>
             </w:del>
-            <w:ins w:id="9090" w:author="Claude (AI) - proposed" w:date="2026-10-15T20:14:24Z">
+            <w:ins w:id="9090" w:author="Claude (AI) - proposed" w:date="2026-10-18T00:27:52Z">
               <w:r>
                 <w:rPr>
                   <w:rFonts w:ascii="Arial" w:cs="Arial" w:eastAsia="Arial" w:hAnsi="Arial"/>
@@ -14648,7 +14648,7 @@
               </w:rPr>
               <w:t xml:space="preserve">Station A (sphere): (1) Measure the football circumference with string and a ruler (about 66 cm) and compute the radius using C = 2πr: r = 66 ÷ (2 x 22/7) = 10.5 cm. (2) Cover half the ball with strips of paper or masking-tape strips of known width, laying them side by side without overlap, then peel them off and lay them flat. (3) Cut the strips to fit into circles of radius 10.5 cm (area πr² = 346.5 cm2) and count how many circles' worth </w:t>
             </w:r>
-            <w:del w:id="9091" w:author="Claude (AI) - proposed" w:date="2026-10-15T20:14:24Z">
+            <w:del w:id="9091" w:author="Claude (AI) - proposed" w:date="2026-10-18T00:27:52Z">
               <w:r>
                 <w:rPr>
                   <w:rFonts w:ascii="Arial" w:cs="Arial" w:eastAsia="Arial" w:hAnsi="Arial"/>
@@ -14663,7 +14663,7 @@
                 <w:delText xml:space="preserve">are used</w:delText>
               </w:r>
             </w:del>
-            <w:ins w:id="9092" w:author="Claude (AI) - proposed" w:date="2026-10-15T20:14:24Z">
+            <w:ins w:id="9092" w:author="Claude (AI) - proposed" w:date="2026-10-18T00:27:52Z">
               <w:r>
                 <w:rPr>
                   <w:rFonts w:ascii="Arial" w:cs="Arial" w:eastAsia="Arial" w:hAnsi="Arial"/>
@@ -14691,7 +14691,7 @@
               </w:rPr>
               <w:t xml:space="preserve"> (about 4). Record:</w:t>
             </w:r>
-            <w:ins w:id="9093" w:author="Claude (AI) - proposed" w:date="2026-10-15T20:14:24Z">
+            <w:ins w:id="9093" w:author="Claude (AI) - proposed" w:date="2026-10-18T00:27:52Z">
               <w:r>
                 <w:rPr>
                   <w:rFonts w:ascii="Arial" w:cs="Arial" w:eastAsia="Arial" w:hAnsi="Arial"/>
@@ -14772,7 +14772,7 @@
               </w:rPr>
               <w:t xml:space="preserve">Circulate with a checklist. Say to each group: 'Show me where you laid the strips so they do not overlap. How do you know there is no gap?' At Station A ask: 'About how many circle-areas did your strips take? Write it down before you compute anything.' WAIT TIME 10 seconds after: 'What do you notice about your number compared with our tally on the board?' At Station B ask: 'Point to the face that is covered when the hemisphere sits on the cylinder. Can the metalsmith see it? Does Wanjiru need sheet for it?' Prompt: 'Which areas did you add? Which did you leave out? Why?' Remind: 'Always say whether you are finding the total or the curved surface area.' Cold-call 3 groups to report their strip-to-circle ratio and check that they cluster near 4. For a group that gets 3 or 5, ask them to check overlaps or gaps. Rotate stations after </w:t>
             </w:r>
-            <w:del w:id="9094" w:author="Claude (AI) - proposed" w:date="2026-10-15T20:14:24Z">
+            <w:del w:id="9094" w:author="Claude (AI) - proposed" w:date="2026-10-18T00:27:52Z">
               <w:r>
                 <w:rPr>
                   <w:rFonts w:ascii="Arial" w:cs="Arial" w:eastAsia="Arial" w:hAnsi="Arial"/>
@@ -14787,7 +14787,7 @@
                 <w:delText xml:space="preserve">7</w:delText>
               </w:r>
             </w:del>
-            <w:ins w:id="9095" w:author="Claude (AI) - proposed" w:date="2026-10-15T20:14:24Z">
+            <w:ins w:id="9095" w:author="Claude (AI) - proposed" w:date="2026-10-18T00:27:52Z">
               <w:r>
                 <w:rPr>
                   <w:rFonts w:ascii="Arial" w:cs="Arial" w:eastAsia="Arial" w:hAnsi="Arial"/>
@@ -14815,7 +14815,7 @@
               </w:rPr>
               <w:t xml:space="preserve"> minutes. For learners who struggle, offer a pre-labelled diagram and the formula card from Lesson 3.</w:t>
             </w:r>
-            <w:ins w:id="9096" w:author="Claude (AI) - proposed" w:date="2026-10-15T20:14:24Z">
+            <w:ins w:id="9096" w:author="Claude (AI) - proposed" w:date="2026-10-18T00:27:52Z">
               <w:r>
                 <w:rPr>
                   <w:rFonts w:ascii="Arial" w:cs="Arial" w:eastAsia="Arial" w:hAnsi="Arial"/>
@@ -14896,7 +14896,7 @@
               </w:rPr>
               <w:t xml:space="preserve">Observable indicators: (1) strips laid with no overlap or gap; (2) the group's ratio is close to 4 (accept 3.</w:t>
             </w:r>
-            <w:del w:id="9097" w:author="Claude (AI) - proposed" w:date="2026-10-15T20:14:24Z">
+            <w:del w:id="9097" w:author="Claude (AI) - proposed" w:date="2026-10-18T00:27:52Z">
               <w:r>
                 <w:rPr>
                   <w:rFonts w:ascii="Arial" w:cs="Arial" w:eastAsia="Arial" w:hAnsi="Arial"/>
@@ -14911,7 +14911,7 @@
                 <w:delText xml:space="preserve">8</w:delText>
               </w:r>
             </w:del>
-            <w:ins w:id="9098" w:author="Claude (AI) - proposed" w:date="2026-10-15T20:14:24Z">
+            <w:ins w:id="9098" w:author="Claude (AI) - proposed" w:date="2026-10-18T00:27:52Z">
               <w:r>
                 <w:rPr>
                   <w:rFonts w:ascii="Arial" w:cs="Arial" w:eastAsia="Arial" w:hAnsi="Arial"/>
@@ -14939,7 +14939,7 @@
               </w:rPr>
               <w:t xml:space="preserve"> to 4.</w:t>
             </w:r>
-            <w:del w:id="9099" w:author="Claude (AI) - proposed" w:date="2026-10-15T20:14:24Z">
+            <w:del w:id="9099" w:author="Claude (AI) - proposed" w:date="2026-10-18T00:27:52Z">
               <w:r>
                 <w:rPr>
                   <w:rFonts w:ascii="Arial" w:cs="Arial" w:eastAsia="Arial" w:hAnsi="Arial"/>
@@ -14954,7 +14954,7 @@
                 <w:delText xml:space="preserve">2</w:delText>
               </w:r>
             </w:del>
-            <w:ins w:id="9100" w:author="Claude (AI) - proposed" w:date="2026-10-15T20:14:24Z">
+            <w:ins w:id="9100" w:author="Claude (AI) - proposed" w:date="2026-10-18T00:27:52Z">
               <w:r>
                 <w:rPr>
                   <w:rFonts w:ascii="Arial" w:cs="Arial" w:eastAsia="Arial" w:hAnsi="Arial"/>
@@ -15038,7 +15038,7 @@
             <w:pPr>
               <w:spacing w:after="20" w:before="0"/>
             </w:pPr>
-            <w:hyperlink w:history="1" r:id="rIdqfo8jlqbwtmpali85tv33">
+            <w:hyperlink w:history="1" r:id="rIdmixuunck385bparmxchvz">
               <w:r>
                 <w:rPr>
                   <w:rFonts w:ascii="Arial" w:cs="Arial" w:eastAsia="Arial" w:hAnsi="Arial"/>
@@ -15087,7 +15087,7 @@
               <w:spacing w:after="10" w:before="0"/>
               <w:ind w:left="120"/>
             </w:pPr>
-            <w:hyperlink w:history="1" r:id="rIdkfi053b3xup7fxo5bonqp">
+            <w:hyperlink w:history="1" r:id="rIdq956chbyc0r01tzoze65s">
               <w:r>
                 <w:rPr>
                   <w:rFonts w:ascii="Arial" w:cs="Arial" w:eastAsia="Arial" w:hAnsi="Arial"/>
@@ -15132,7 +15132,7 @@
             <w:pPr>
               <w:spacing w:after="20" w:before="0"/>
             </w:pPr>
-            <w:hyperlink w:history="1" r:id="rIdhzpak8rb9r1vs_a4puxf7">
+            <w:hyperlink w:history="1" r:id="rIdhu9kguxrv2hzkj7myyhgh">
               <w:r>
                 <w:rPr>
                   <w:rFonts w:ascii="Arial" w:cs="Arial" w:eastAsia="Arial" w:hAnsi="Arial"/>
@@ -15165,7 +15165,7 @@
               <w:spacing w:after="10" w:before="0"/>
               <w:ind w:left="120"/>
             </w:pPr>
-            <w:hyperlink w:history="1" r:id="rIdokbawwn1fmjx7uik98yb0">
+            <w:hyperlink w:history="1" r:id="rIdilvavdwgztfl0hw4tfx4j">
               <w:r>
                 <w:rPr>
                   <w:rFonts w:ascii="Arial" w:cs="Arial" w:eastAsia="Arial" w:hAnsi="Arial"/>
@@ -15210,7 +15210,7 @@
               </w:rPr>
               <w:t xml:space="preserve">(</w:t>
             </w:r>
-            <w:del w:id="9101" w:author="Claude (AI) - proposed" w:date="2026-10-15T20:14:24Z">
+            <w:del w:id="9101" w:author="Claude (AI) - proposed" w:date="2026-10-18T00:27:52Z">
               <w:r>
                 <w:rPr>
                   <w:rFonts w:ascii="Arial" w:cs="Arial" w:eastAsia="Arial" w:hAnsi="Arial"/>
@@ -15225,7 +15225,7 @@
                 <w:delText xml:space="preserve">12</w:delText>
               </w:r>
             </w:del>
-            <w:ins w:id="9102" w:author="Claude (AI) - proposed" w:date="2026-10-15T20:14:24Z">
+            <w:ins w:id="9102" w:author="Claude (AI) - proposed" w:date="2026-10-18T00:27:52Z">
               <w:r>
                 <w:rPr>
                   <w:rFonts w:ascii="Arial" w:cs="Arial" w:eastAsia="Arial" w:hAnsi="Arial"/>
@@ -15253,7 +15253,7 @@
               </w:rPr>
               <w:t xml:space="preserve"> min) Part 1 (</w:t>
             </w:r>
-            <w:del w:id="9103" w:author="Claude (AI) - proposed" w:date="2026-10-15T20:14:24Z">
+            <w:del w:id="9103" w:author="Claude (AI) - proposed" w:date="2026-10-18T00:27:52Z">
               <w:r>
                 <w:rPr>
                   <w:rFonts w:ascii="Arial" w:cs="Arial" w:eastAsia="Arial" w:hAnsi="Arial"/>
@@ -15268,7 +15268,7 @@
                 <w:delText xml:space="preserve">4</w:delText>
               </w:r>
             </w:del>
-            <w:ins w:id="9104" w:author="Claude (AI) - proposed" w:date="2026-10-15T20:14:24Z">
+            <w:ins w:id="9104" w:author="Claude (AI) - proposed" w:date="2026-10-18T00:27:52Z">
               <w:r>
                 <w:rPr>
                   <w:rFonts w:ascii="Arial" w:cs="Arial" w:eastAsia="Arial" w:hAnsi="Arial"/>
@@ -15296,7 +15296,7 @@
               </w:rPr>
               <w:t xml:space="preserve"> min): Using the pooled data, each group writes a claim: 'The surface area of a sphere is ___ times the area of its great circle, so SA = ___.' They back it with the strip evidence and the numbers 346.5 cm2 and 1,386 cm2, and write 4πr². Part 2 (</w:t>
             </w:r>
-            <w:del w:id="9105" w:author="Claude (AI) - proposed" w:date="2026-10-15T20:14:24Z">
+            <w:del w:id="9105" w:author="Claude (AI) - proposed" w:date="2026-10-18T00:27:52Z">
               <w:r>
                 <w:rPr>
                   <w:rFonts w:ascii="Arial" w:cs="Arial" w:eastAsia="Arial" w:hAnsi="Arial"/>
@@ -15311,7 +15311,7 @@
                 <w:delText xml:space="preserve">4</w:delText>
               </w:r>
             </w:del>
-            <w:ins w:id="9106" w:author="Claude (AI) - proposed" w:date="2026-10-15T20:14:24Z">
+            <w:ins w:id="9106" w:author="Claude (AI) - proposed" w:date="2026-10-18T00:27:52Z">
               <w:r>
                 <w:rPr>
                   <w:rFonts w:ascii="Arial" w:cs="Arial" w:eastAsia="Arial" w:hAnsi="Arial"/>
@@ -15339,7 +15339,7 @@
               </w:rPr>
               <w:t xml:space="preserve"> min): Groups complete the Nairobi container: 440 + 154 + 308 = 902 cm2 and write why the circle where the solids join (154 cm2, top of the cylinder, and the flat face of the hemisphere) is left out. They explain why the container has no lid between the cylinder and the dome. Part 3 (</w:t>
             </w:r>
-            <w:del w:id="9107" w:author="Claude (AI) - proposed" w:date="2026-10-15T20:14:24Z">
+            <w:del w:id="9107" w:author="Claude (AI) - proposed" w:date="2026-10-18T00:27:52Z">
               <w:r>
                 <w:rPr>
                   <w:rFonts w:ascii="Arial" w:cs="Arial" w:eastAsia="Arial" w:hAnsi="Arial"/>
@@ -15354,7 +15354,7 @@
                 <w:delText xml:space="preserve">4</w:delText>
               </w:r>
             </w:del>
-            <w:ins w:id="9108" w:author="Claude (AI) - proposed" w:date="2026-10-15T20:14:24Z">
+            <w:ins w:id="9108" w:author="Claude (AI) - proposed" w:date="2026-10-18T00:27:52Z">
               <w:r>
                 <w:rPr>
                   <w:rFonts w:ascii="Arial" w:cs="Arial" w:eastAsia="Arial" w:hAnsi="Arial"/>
@@ -15537,7 +15537,7 @@
             <w:pPr>
               <w:spacing w:after="20" w:before="0"/>
             </w:pPr>
-            <w:hyperlink w:history="1" r:id="rId87d3twglj6ygdlrxgmo6l">
+            <w:hyperlink w:history="1" r:id="rId3ersj4afogbysy8xi6y7u">
               <w:r>
                 <w:rPr>
                   <w:rFonts w:ascii="Arial" w:cs="Arial" w:eastAsia="Arial" w:hAnsi="Arial"/>
@@ -15586,7 +15586,7 @@
               <w:spacing w:after="10" w:before="0"/>
               <w:ind w:left="120"/>
             </w:pPr>
-            <w:hyperlink w:history="1" r:id="rIdmmkdjbspiq4t8leitl0hf">
+            <w:hyperlink w:history="1" r:id="rIdkhqt3dl5x9m07lepfoa1r">
               <w:r>
                 <w:rPr>
                   <w:rFonts w:ascii="Arial" w:cs="Arial" w:eastAsia="Arial" w:hAnsi="Arial"/>
@@ -15631,7 +15631,7 @@
             <w:pPr>
               <w:spacing w:after="20" w:before="0"/>
             </w:pPr>
-            <w:hyperlink w:history="1" r:id="rIdgil644ryrqn0cx2w1jvgw">
+            <w:hyperlink w:history="1" r:id="rIdew94v2jfmv1efnhnsxybd">
               <w:r>
                 <w:rPr>
                   <w:rFonts w:ascii="Arial" w:cs="Arial" w:eastAsia="Arial" w:hAnsi="Arial"/>
@@ -15664,7 +15664,7 @@
               <w:spacing w:after="10" w:before="0"/>
               <w:ind w:left="120"/>
             </w:pPr>
-            <w:hyperlink w:history="1" r:id="rIdezrzpu64rpcpqwilwbbtm">
+            <w:hyperlink w:history="1" r:id="rId1qjcjldfrhehdoqwdhwpi">
               <w:r>
                 <w:rPr>
                   <w:rFonts w:ascii="Arial" w:cs="Arial" w:eastAsia="Arial" w:hAnsi="Arial"/>
@@ -15709,7 +15709,7 @@
               </w:rPr>
               <w:t xml:space="preserve">(</w:t>
             </w:r>
-            <w:del w:id="9109" w:author="Claude (AI) - proposed" w:date="2026-10-15T20:14:24Z">
+            <w:del w:id="9109" w:author="Claude (AI) - proposed" w:date="2026-10-18T00:27:52Z">
               <w:r>
                 <w:rPr>
                   <w:rFonts w:ascii="Arial" w:cs="Arial" w:eastAsia="Arial" w:hAnsi="Arial"/>
@@ -15724,7 +15724,7 @@
                 <w:delText xml:space="preserve">3</w:delText>
               </w:r>
             </w:del>
-            <w:ins w:id="9110" w:author="Claude (AI) - proposed" w:date="2026-10-15T20:14:24Z">
+            <w:ins w:id="9110" w:author="Claude (AI) - proposed" w:date="2026-10-18T00:27:52Z">
               <w:r>
                 <w:rPr>
                   <w:rFonts w:ascii="Arial" w:cs="Arial" w:eastAsia="Arial" w:hAnsi="Arial"/>
@@ -15907,7 +15907,7 @@
             <w:pPr>
               <w:spacing w:after="20" w:before="0"/>
             </w:pPr>
-            <w:hyperlink w:history="1" r:id="rIdu7nkryfdtzmyutxtd0n6t">
+            <w:hyperlink w:history="1" r:id="rIdhmf8w0v30ftuzrnbcp6ew">
               <w:r>
                 <w:rPr>
                   <w:rFonts w:ascii="Arial" w:cs="Arial" w:eastAsia="Arial" w:hAnsi="Arial"/>
@@ -15940,7 +15940,7 @@
               <w:spacing w:after="10" w:before="0"/>
               <w:ind w:left="120"/>
             </w:pPr>
-            <w:hyperlink w:history="1" r:id="rIdausha1x4jtcjhujdgpvtv">
+            <w:hyperlink w:history="1" r:id="rIdj2ja2r6o8bca3kvhrbn4j">
               <w:r>
                 <w:rPr>
                   <w:rFonts w:ascii="Arial" w:cs="Arial" w:eastAsia="Arial" w:hAnsi="Arial"/>
@@ -15985,7 +15985,7 @@
             <w:pPr>
               <w:spacing w:after="20" w:before="0"/>
             </w:pPr>
-            <w:hyperlink w:history="1" r:id="rIdf7innjleoxhgbfbljolf1">
+            <w:hyperlink w:history="1" r:id="rIdzrykey1h9lt0-qwnisdfm">
               <w:r>
                 <w:rPr>
                   <w:rFonts w:ascii="Arial" w:cs="Arial" w:eastAsia="Arial" w:hAnsi="Arial"/>
@@ -16034,7 +16034,7 @@
               <w:spacing w:after="10" w:before="0"/>
               <w:ind w:left="120"/>
             </w:pPr>
-            <w:hyperlink w:history="1" r:id="rIde8du46uvgveamc5t0e5m_">
+            <w:hyperlink w:history="1" r:id="rIdcncuu6ocwtsrjglonow-v">
               <w:r>
                 <w:rPr>
                   <w:rFonts w:ascii="Arial" w:cs="Arial" w:eastAsia="Arial" w:hAnsi="Arial"/>
@@ -16079,7 +16079,7 @@
               </w:rPr>
               <w:t xml:space="preserve">(</w:t>
             </w:r>
-            <w:del w:id="9111" w:author="Claude (AI) - proposed" w:date="2026-10-15T20:14:24Z">
+            <w:del w:id="9111" w:author="Claude (AI) - proposed" w:date="2026-10-18T00:27:52Z">
               <w:r>
                 <w:rPr>
                   <w:rFonts w:ascii="Arial" w:cs="Arial" w:eastAsia="Arial" w:hAnsi="Arial"/>
@@ -16094,7 +16094,7 @@
                 <w:delText xml:space="preserve">3</w:delText>
               </w:r>
             </w:del>
-            <w:ins w:id="9112" w:author="Claude (AI) - proposed" w:date="2026-10-15T20:14:24Z">
+            <w:ins w:id="9112" w:author="Claude (AI) - proposed" w:date="2026-10-18T00:27:52Z">
               <w:r>
                 <w:rPr>
                   <w:rFonts w:ascii="Arial" w:cs="Arial" w:eastAsia="Arial" w:hAnsi="Arial"/>
@@ -16602,7 +16602,7 @@
         </w:rPr>
         <w:t xml:space="preserve">© 2026 SeaVuria and ARES. Aligned with KICD objectives. Developed by SeaVuria; technical implementation by ARES (with AI assistance from Claude). Licensed under </w:t>
       </w:r>
-      <w:hyperlink w:history="1" r:id="rId6f_b7aoq3td_igeltttbb">
+      <w:hyperlink w:history="1" r:id="rId1iwiofmdungldsmibbt49">
         <w:r>
           <w:rPr>
             <w:rFonts w:ascii="Arial" w:cs="Arial" w:eastAsia="Arial" w:hAnsi="Arial"/>
@@ -16623,7 +16623,7 @@
         </w:rPr>
         <w:t xml:space="preserve"> (</w:t>
       </w:r>
-      <w:hyperlink w:history="1" r:id="rId2qjdkfm5dzkcr-pqhlf9v">
+      <w:hyperlink w:history="1" r:id="rIdlpepl2gtgunzqqcemgpqc">
         <w:r>
           <w:rPr>
             <w:rFonts w:ascii="Arial" w:cs="Arial" w:eastAsia="Arial" w:hAnsi="Arial"/>
@@ -16700,7 +16700,7 @@
               </w:rPr>
               <w:t xml:space="preserve">LESSON 5 (</w:t>
             </w:r>
-            <w:del w:id="9113" w:author="Claude (AI) - proposed" w:date="2026-10-15T20:14:24Z">
+            <w:del w:id="9113" w:author="Claude (AI) - proposed" w:date="2026-10-18T00:27:52Z">
               <w:r>
                 <w:rPr>
                   <w:rFonts w:ascii="Arial" w:cs="Arial" w:eastAsia="Arial" w:hAnsi="Arial"/>
@@ -16715,7 +16715,7 @@
                 <w:delText xml:space="preserve">40 minutes (1 double lesson or </w:delText>
               </w:r>
             </w:del>
-            <w:ins w:id="9114" w:author="Claude (AI) - proposed" w:date="2026-10-15T20:14:24Z">
+            <w:ins w:id="9114" w:author="Claude (AI) - proposed" w:date="2026-10-18T00:27:52Z">
               <w:r>
                 <w:rPr>
                   <w:rFonts w:ascii="Arial" w:cs="Arial" w:eastAsia="Arial" w:hAnsi="Arial"/>
@@ -16743,7 +16743,7 @@
               </w:rPr>
               <w:t xml:space="preserve">2 x 40</w:t>
             </w:r>
-            <w:del w:id="9115" w:author="Claude (AI) - proposed" w:date="2026-10-15T20:14:24Z">
+            <w:del w:id="9115" w:author="Claude (AI) - proposed" w:date="2026-10-18T00:27:52Z">
               <w:r>
                 <w:rPr>
                   <w:rFonts w:ascii="Arial" w:cs="Arial" w:eastAsia="Arial" w:hAnsi="Arial"/>
@@ -16758,7 +16758,7 @@
                 <w:delText xml:space="preserve"> minutes</w:delText>
               </w:r>
             </w:del>
-            <w:ins w:id="9116" w:author="Claude (AI) - proposed" w:date="2026-10-15T20:14:24Z">
+            <w:ins w:id="9116" w:author="Claude (AI) - proposed" w:date="2026-10-18T00:27:52Z">
               <w:r>
                 <w:rPr>
                   <w:rFonts w:ascii="Arial" w:cs="Arial" w:eastAsia="Arial" w:hAnsi="Arial"/>
@@ -17230,7 +17230,7 @@
               </w:rPr>
               <w:t xml:space="preserve">1. How do we determine the surface area and volume of solids? 2. </w:t>
             </w:r>
-            <w:del w:id="9117" w:author="Claude (AI) - proposed" w:date="2026-10-15T20:14:24Z">
+            <w:del w:id="9117" w:author="Claude (AI) - proposed" w:date="2026-10-18T00:27:52Z">
               <w:r>
                 <w:rPr>
                   <w:rFonts w:ascii="Arial" w:cs="Arial" w:eastAsia="Arial" w:hAnsi="Arial"/>
@@ -17245,7 +17245,7 @@
                 <w:delText xml:space="preserve">How are</w:delText>
               </w:r>
             </w:del>
-            <w:ins w:id="9118" w:author="Claude (AI) - proposed" w:date="2026-10-15T20:14:24Z">
+            <w:ins w:id="9118" w:author="Claude (AI) - proposed" w:date="2026-10-18T00:27:52Z">
               <w:r>
                 <w:rPr>
                   <w:rFonts w:ascii="Arial" w:cs="Arial" w:eastAsia="Arial" w:hAnsi="Arial"/>
@@ -17273,7 +17273,7 @@
               </w:rPr>
               <w:t xml:space="preserve"> surface area and volume of solids</w:t>
             </w:r>
-            <w:del w:id="9119" w:author="Claude (AI) - proposed" w:date="2026-10-15T20:14:24Z">
+            <w:del w:id="9119" w:author="Claude (AI) - proposed" w:date="2026-10-18T00:27:52Z">
               <w:r>
                 <w:rPr>
                   <w:rFonts w:ascii="Arial" w:cs="Arial" w:eastAsia="Arial" w:hAnsi="Arial"/>
@@ -17820,7 +17820,7 @@
             <w:pPr>
               <w:spacing w:after="20" w:before="0"/>
             </w:pPr>
-            <w:hyperlink w:history="1" r:id="rIdrflklu3tqq8a2y385nicw">
+            <w:hyperlink w:history="1" r:id="rIdxomlbrgmq-icmbwwzcftf">
               <w:r>
                 <w:rPr>
                   <w:rFonts w:ascii="Arial" w:cs="Arial" w:eastAsia="Arial" w:hAnsi="Arial"/>
@@ -17853,7 +17853,7 @@
               <w:spacing w:after="10" w:before="0"/>
               <w:ind w:left="120"/>
             </w:pPr>
-            <w:hyperlink w:history="1" r:id="rIdyvza7btpauwig-9cpk9li">
+            <w:hyperlink w:history="1" r:id="rIdm_hagczyvdyktzrt5_lqt">
               <w:r>
                 <w:rPr>
                   <w:rFonts w:ascii="Arial" w:cs="Arial" w:eastAsia="Arial" w:hAnsi="Arial"/>
@@ -17898,7 +17898,7 @@
             <w:pPr>
               <w:spacing w:after="20" w:before="0"/>
             </w:pPr>
-            <w:hyperlink w:history="1" r:id="rId_u79csnbwx3v9zognoha1">
+            <w:hyperlink w:history="1" r:id="rIdm-b-v3_adcfllq24f0obn">
               <w:r>
                 <w:rPr>
                   <w:rFonts w:ascii="Arial" w:cs="Arial" w:eastAsia="Arial" w:hAnsi="Arial"/>
@@ -17931,7 +17931,7 @@
               <w:spacing w:after="10" w:before="0"/>
               <w:ind w:left="120"/>
             </w:pPr>
-            <w:hyperlink w:history="1" r:id="rIdjfmfqz-oc-kzfjdzzurm0">
+            <w:hyperlink w:history="1" r:id="rId4pkplztoeuqxwmeu-7-ga">
               <w:r>
                 <w:rPr>
                   <w:rFonts w:ascii="Arial" w:cs="Arial" w:eastAsia="Arial" w:hAnsi="Arial"/>
@@ -18131,7 +18131,7 @@
             <w:pPr>
               <w:spacing w:after="20" w:before="0"/>
             </w:pPr>
-            <w:hyperlink w:history="1" r:id="rIdokypmjqeiagvyqeeq9yxv">
+            <w:hyperlink w:history="1" r:id="rIdhnz4mtpz7uyejup2nwmhw">
               <w:r>
                 <w:rPr>
                   <w:rFonts w:ascii="Arial" w:cs="Arial" w:eastAsia="Arial" w:hAnsi="Arial"/>
@@ -18164,7 +18164,7 @@
               <w:spacing w:after="10" w:before="0"/>
               <w:ind w:left="120"/>
             </w:pPr>
-            <w:hyperlink w:history="1" r:id="rIdcwsvfn9miec1ertlohw9n">
+            <w:hyperlink w:history="1" r:id="rIdel4m2foh4en7hafb4j7_w">
               <w:r>
                 <w:rPr>
                   <w:rFonts w:ascii="Arial" w:cs="Arial" w:eastAsia="Arial" w:hAnsi="Arial"/>
@@ -18209,7 +18209,7 @@
             <w:pPr>
               <w:spacing w:after="20" w:before="0"/>
             </w:pPr>
-            <w:hyperlink w:history="1" r:id="rIdg1qm9phjiwafjdasdyhwq">
+            <w:hyperlink w:history="1" r:id="rIdkw0ojm3y-ptlznl4f8xqe">
               <w:r>
                 <w:rPr>
                   <w:rFonts w:ascii="Arial" w:cs="Arial" w:eastAsia="Arial" w:hAnsi="Arial"/>
@@ -18242,7 +18242,7 @@
               <w:spacing w:after="10" w:before="0"/>
               <w:ind w:left="120"/>
             </w:pPr>
-            <w:hyperlink w:history="1" r:id="rIddksblrgrpfd6svkptmaag">
+            <w:hyperlink w:history="1" r:id="rIdr4md8xtnwssxmnhfxddtb">
               <w:r>
                 <w:rPr>
                   <w:rFonts w:ascii="Arial" w:cs="Arial" w:eastAsia="Arial" w:hAnsi="Arial"/>
@@ -18320,7 +18320,7 @@
               </w:rPr>
               <w:t xml:space="preserve">Distribute materials and say: "Measure first, then fill. Level the sand at the rim; do not heap it.</w:t>
             </w:r>
-            <w:ins w:id="9120" w:author="Claude (AI) - proposed" w:date="2026-10-15T20:14:24Z">
+            <w:ins w:id="9120" w:author="Claude (AI) - proposed" w:date="2026-10-18T00:27:52Z">
               <w:r>
                 <w:rPr>
                   <w:rFonts w:ascii="Arial" w:cs="Arial" w:eastAsia="Arial" w:hAnsi="Arial"/>
@@ -18470,7 +18470,7 @@
             <w:pPr>
               <w:spacing w:after="20" w:before="0"/>
             </w:pPr>
-            <w:hyperlink w:history="1" r:id="rIdcow54ekw7k8tfbdsa9akk">
+            <w:hyperlink w:history="1" r:id="rIdh5-nay2jrgw1er1htc3_h">
               <w:r>
                 <w:rPr>
                   <w:rFonts w:ascii="Arial" w:cs="Arial" w:eastAsia="Arial" w:hAnsi="Arial"/>
@@ -18503,7 +18503,7 @@
               <w:spacing w:after="10" w:before="0"/>
               <w:ind w:left="120"/>
             </w:pPr>
-            <w:hyperlink w:history="1" r:id="rIdvcioiq1uyotzim1n_qpxj">
+            <w:hyperlink w:history="1" r:id="rIddg0yacft1toeefrixjhgm">
               <w:r>
                 <w:rPr>
                   <w:rFonts w:ascii="Arial" w:cs="Arial" w:eastAsia="Arial" w:hAnsi="Arial"/>
@@ -18548,7 +18548,7 @@
             <w:pPr>
               <w:spacing w:after="20" w:before="0"/>
             </w:pPr>
-            <w:hyperlink w:history="1" r:id="rIdxjwkcpn1xhxk82qy3ygvn">
+            <w:hyperlink w:history="1" r:id="rIdyxwnwyf0xjlkj1doihgcq">
               <w:r>
                 <w:rPr>
                   <w:rFonts w:ascii="Arial" w:cs="Arial" w:eastAsia="Arial" w:hAnsi="Arial"/>
@@ -18581,7 +18581,7 @@
               <w:spacing w:after="10" w:before="0"/>
               <w:ind w:left="120"/>
             </w:pPr>
-            <w:hyperlink w:history="1" r:id="rIdrx_3bly74hixsc5cuoyhv">
+            <w:hyperlink w:history="1" r:id="rId6xwakyi991kbj9nqewpuc">
               <w:r>
                 <w:rPr>
                   <w:rFonts w:ascii="Arial" w:cs="Arial" w:eastAsia="Arial" w:hAnsi="Arial"/>
@@ -18781,7 +18781,7 @@
             <w:pPr>
               <w:spacing w:after="20" w:before="0"/>
             </w:pPr>
-            <w:hyperlink w:history="1" r:id="rIdozrg1cvsbj3ihzxlnbtzs">
+            <w:hyperlink w:history="1" r:id="rId75vfu4mjq7ymt8gsb9hi5">
               <w:r>
                 <w:rPr>
                   <w:rFonts w:ascii="Arial" w:cs="Arial" w:eastAsia="Arial" w:hAnsi="Arial"/>
@@ -18814,7 +18814,7 @@
               <w:spacing w:after="10" w:before="0"/>
               <w:ind w:left="120"/>
             </w:pPr>
-            <w:hyperlink w:history="1" r:id="rIdnad4ocjo8tinybet9zmqu">
+            <w:hyperlink w:history="1" r:id="rIdsu5m0q7ocqbvx6wurxkvx">
               <w:r>
                 <w:rPr>
                   <w:rFonts w:ascii="Arial" w:cs="Arial" w:eastAsia="Arial" w:hAnsi="Arial"/>
@@ -18859,7 +18859,7 @@
             <w:pPr>
               <w:spacing w:after="20" w:before="0"/>
             </w:pPr>
-            <w:hyperlink w:history="1" r:id="rIdqemncmqykrzsu6rjujfwa">
+            <w:hyperlink w:history="1" r:id="rIdvtcphsfqqhchtdizwc73j">
               <w:r>
                 <w:rPr>
                   <w:rFonts w:ascii="Arial" w:cs="Arial" w:eastAsia="Arial" w:hAnsi="Arial"/>
@@ -18892,7 +18892,7 @@
               <w:spacing w:after="10" w:before="0"/>
               <w:ind w:left="120"/>
             </w:pPr>
-            <w:hyperlink w:history="1" r:id="rIdoxliggwsqd1s84_hyca83">
+            <w:hyperlink w:history="1" r:id="rIdcb9nyq0wazyg6upava9ce">
               <w:r>
                 <w:rPr>
                   <w:rFonts w:ascii="Arial" w:cs="Arial" w:eastAsia="Arial" w:hAnsi="Arial"/>
@@ -19092,7 +19092,7 @@
             <w:pPr>
               <w:spacing w:after="20" w:before="0"/>
             </w:pPr>
-            <w:hyperlink w:history="1" r:id="rId_ek6hwbzdi_qlmmrweyey">
+            <w:hyperlink w:history="1" r:id="rIdavvzzjkn_5skfzywfkvvg">
               <w:r>
                 <w:rPr>
                   <w:rFonts w:ascii="Arial" w:cs="Arial" w:eastAsia="Arial" w:hAnsi="Arial"/>
@@ -19125,7 +19125,7 @@
               <w:spacing w:after="10" w:before="0"/>
               <w:ind w:left="120"/>
             </w:pPr>
-            <w:hyperlink w:history="1" r:id="rIdxivo94s_mvaglut_yiynu">
+            <w:hyperlink w:history="1" r:id="rIdjs35or6sdczw6saeg2zxh">
               <w:r>
                 <w:rPr>
                   <w:rFonts w:ascii="Arial" w:cs="Arial" w:eastAsia="Arial" w:hAnsi="Arial"/>
@@ -19170,7 +19170,7 @@
             <w:pPr>
               <w:spacing w:after="20" w:before="0"/>
             </w:pPr>
-            <w:hyperlink w:history="1" r:id="rIdsvf1xgbemxm6ojt_rzwjq">
+            <w:hyperlink w:history="1" r:id="rIdidgct3ejb0naybugvbzln">
               <w:r>
                 <w:rPr>
                   <w:rFonts w:ascii="Arial" w:cs="Arial" w:eastAsia="Arial" w:hAnsi="Arial"/>
@@ -19203,7 +19203,7 @@
               <w:spacing w:after="10" w:before="0"/>
               <w:ind w:left="120"/>
             </w:pPr>
-            <w:hyperlink w:history="1" r:id="rIdyyurqskzladzt5565e5ta">
+            <w:hyperlink w:history="1" r:id="rIdszpmpakvmkpxxce_klvnk">
               <w:r>
                 <w:rPr>
                   <w:rFonts w:ascii="Arial" w:cs="Arial" w:eastAsia="Arial" w:hAnsi="Arial"/>
@@ -19728,7 +19728,7 @@
         </w:rPr>
         <w:t xml:space="preserve">© 2026 SeaVuria and ARES. Aligned with KICD objectives. Developed by SeaVuria; technical implementation by ARES (with AI assistance from Claude). Licensed under </w:t>
       </w:r>
-      <w:hyperlink w:history="1" r:id="rIdnkuiwyfvidevr-utynq43">
+      <w:hyperlink w:history="1" r:id="rIdpwdjvm2zqdpvf6nasxscv">
         <w:r>
           <w:rPr>
             <w:rFonts w:ascii="Arial" w:cs="Arial" w:eastAsia="Arial" w:hAnsi="Arial"/>
@@ -19749,7 +19749,7 @@
         </w:rPr>
         <w:t xml:space="preserve"> (</w:t>
       </w:r>
-      <w:hyperlink w:history="1" r:id="rIdvhp7mfeeodzvzems_tauu">
+      <w:hyperlink w:history="1" r:id="rIdh1-usahcvxd1syi8eeoyo">
         <w:r>
           <w:rPr>
             <w:rFonts w:ascii="Arial" w:cs="Arial" w:eastAsia="Arial" w:hAnsi="Arial"/>
@@ -20270,7 +20270,7 @@
               </w:rPr>
               <w:t xml:space="preserve">1. How do we determine the surface area and volume of solids? 2. </w:t>
             </w:r>
-            <w:del w:id="9121" w:author="Claude (AI) - proposed" w:date="2026-10-15T20:14:24Z">
+            <w:del w:id="9121" w:author="Claude (AI) - proposed" w:date="2026-10-18T00:27:52Z">
               <w:r>
                 <w:rPr>
                   <w:rFonts w:ascii="Arial" w:cs="Arial" w:eastAsia="Arial" w:hAnsi="Arial"/>
@@ -20285,7 +20285,7 @@
                 <w:delText xml:space="preserve">How are</w:delText>
               </w:r>
             </w:del>
-            <w:ins w:id="9122" w:author="Claude (AI) - proposed" w:date="2026-10-15T20:14:24Z">
+            <w:ins w:id="9122" w:author="Claude (AI) - proposed" w:date="2026-10-18T00:27:52Z">
               <w:r>
                 <w:rPr>
                   <w:rFonts w:ascii="Arial" w:cs="Arial" w:eastAsia="Arial" w:hAnsi="Arial"/>
@@ -20313,7 +20313,7 @@
               </w:rPr>
               <w:t xml:space="preserve"> surface area and volume of solids</w:t>
             </w:r>
-            <w:del w:id="9123" w:author="Claude (AI) - proposed" w:date="2026-10-15T20:14:24Z">
+            <w:del w:id="9123" w:author="Claude (AI) - proposed" w:date="2026-10-18T00:27:52Z">
               <w:r>
                 <w:rPr>
                   <w:rFonts w:ascii="Arial" w:cs="Arial" w:eastAsia="Arial" w:hAnsi="Arial"/>
@@ -20860,7 +20860,7 @@
             <w:pPr>
               <w:spacing w:after="20" w:before="0"/>
             </w:pPr>
-            <w:hyperlink w:history="1" r:id="rId_wavyypslbvfp6snrpgd_">
+            <w:hyperlink w:history="1" r:id="rIdunmwhwrc4i7iuyesqq3lb">
               <w:r>
                 <w:rPr>
                   <w:rFonts w:ascii="Arial" w:cs="Arial" w:eastAsia="Arial" w:hAnsi="Arial"/>
@@ -20893,7 +20893,7 @@
               <w:spacing w:after="10" w:before="0"/>
               <w:ind w:left="120"/>
             </w:pPr>
-            <w:hyperlink w:history="1" r:id="rIdpb3uminglqkehwdb67vgw">
+            <w:hyperlink w:history="1" r:id="rIdsraycszt1cithrhg2pb-m">
               <w:r>
                 <w:rPr>
                   <w:rFonts w:ascii="Arial" w:cs="Arial" w:eastAsia="Arial" w:hAnsi="Arial"/>
@@ -20938,7 +20938,7 @@
             <w:pPr>
               <w:spacing w:after="20" w:before="0"/>
             </w:pPr>
-            <w:hyperlink w:history="1" r:id="rIddm_tyiu4a85rsbbnpob2s">
+            <w:hyperlink w:history="1" r:id="rIdyvdie8a7-qxu42ntzwdng">
               <w:r>
                 <w:rPr>
                   <w:rFonts w:ascii="Arial" w:cs="Arial" w:eastAsia="Arial" w:hAnsi="Arial"/>
@@ -20971,7 +20971,7 @@
               <w:spacing w:after="10" w:before="0"/>
               <w:ind w:left="120"/>
             </w:pPr>
-            <w:hyperlink w:history="1" r:id="rIdovgdlfy_wztyyavkuuhmx">
+            <w:hyperlink w:history="1" r:id="rIdtpx255t-hpstkyuk3hbb6">
               <w:r>
                 <w:rPr>
                   <w:rFonts w:ascii="Arial" w:cs="Arial" w:eastAsia="Arial" w:hAnsi="Arial"/>
@@ -21171,7 +21171,7 @@
             <w:pPr>
               <w:spacing w:after="20" w:before="0"/>
             </w:pPr>
-            <w:hyperlink w:history="1" r:id="rId1uu3vev6tegbhaz2yrd5h">
+            <w:hyperlink w:history="1" r:id="rIdhlizcyzn_wqltn8x6nfl4">
               <w:r>
                 <w:rPr>
                   <w:rFonts w:ascii="Arial" w:cs="Arial" w:eastAsia="Arial" w:hAnsi="Arial"/>
@@ -21204,7 +21204,7 @@
               <w:spacing w:after="10" w:before="0"/>
               <w:ind w:left="120"/>
             </w:pPr>
-            <w:hyperlink w:history="1" r:id="rIdy6akhdsz5ptlswrhv9-6_">
+            <w:hyperlink w:history="1" r:id="rIda9ptgupejmokeb3zhwr9g">
               <w:r>
                 <w:rPr>
                   <w:rFonts w:ascii="Arial" w:cs="Arial" w:eastAsia="Arial" w:hAnsi="Arial"/>
@@ -21249,7 +21249,7 @@
             <w:pPr>
               <w:spacing w:after="20" w:before="0"/>
             </w:pPr>
-            <w:hyperlink w:history="1" r:id="rIdazenbsxndnpwapfrgqvft">
+            <w:hyperlink w:history="1" r:id="rIdjxwmml7d0g_zr8jdjf2u6">
               <w:r>
                 <w:rPr>
                   <w:rFonts w:ascii="Arial" w:cs="Arial" w:eastAsia="Arial" w:hAnsi="Arial"/>
@@ -21282,7 +21282,7 @@
               <w:spacing w:after="10" w:before="0"/>
               <w:ind w:left="120"/>
             </w:pPr>
-            <w:hyperlink w:history="1" r:id="rIdjczmot47gcwpqckdd0lul">
+            <w:hyperlink w:history="1" r:id="rIdbnlaki2h56p4dlxf3j8fa">
               <w:r>
                 <w:rPr>
                   <w:rFonts w:ascii="Arial" w:cs="Arial" w:eastAsia="Arial" w:hAnsi="Arial"/>
@@ -21360,7 +21360,7 @@
               </w:rPr>
               <w:t xml:space="preserve">Circulate and say: 'Show me that your cone and cylinder have the same radius and the same vertical height, not slant height.' Insist on 'level to the brim' and 'no spills'</w:t>
             </w:r>
-            <w:ins w:id="9124" w:author="Claude (AI) - proposed" w:date="2026-10-15T20:14:24Z">
+            <w:ins w:id="9124" w:author="Claude (AI) - proposed" w:date="2026-10-18T00:27:52Z">
               <w:r>
                 <w:rPr>
                   <w:rFonts w:ascii="Arial" w:cs="Arial" w:eastAsia="Arial" w:hAnsi="Arial"/>
@@ -21510,7 +21510,7 @@
             <w:pPr>
               <w:spacing w:after="20" w:before="0"/>
             </w:pPr>
-            <w:hyperlink w:history="1" r:id="rIdbtihi8ih7yadtntshkvve">
+            <w:hyperlink w:history="1" r:id="rIdd1tb-gmoaul-qnyyc3uu4">
               <w:r>
                 <w:rPr>
                   <w:rFonts w:ascii="Arial" w:cs="Arial" w:eastAsia="Arial" w:hAnsi="Arial"/>
@@ -21543,7 +21543,7 @@
               <w:spacing w:after="10" w:before="0"/>
               <w:ind w:left="120"/>
             </w:pPr>
-            <w:hyperlink w:history="1" r:id="rIdpnsangmcjt2jsgbbyajrb">
+            <w:hyperlink w:history="1" r:id="rIduskdd42mdtxogczl0fyva">
               <w:r>
                 <w:rPr>
                   <w:rFonts w:ascii="Arial" w:cs="Arial" w:eastAsia="Arial" w:hAnsi="Arial"/>
@@ -21588,7 +21588,7 @@
             <w:pPr>
               <w:spacing w:after="20" w:before="0"/>
             </w:pPr>
-            <w:hyperlink w:history="1" r:id="rIdxsqkbb4e67grs6tgwlqeh">
+            <w:hyperlink w:history="1" r:id="rIduyuvsexwb9l5nnlrgnram">
               <w:r>
                 <w:rPr>
                   <w:rFonts w:ascii="Arial" w:cs="Arial" w:eastAsia="Arial" w:hAnsi="Arial"/>
@@ -21637,7 +21637,7 @@
               <w:spacing w:after="10" w:before="0"/>
               <w:ind w:left="120"/>
             </w:pPr>
-            <w:hyperlink w:history="1" r:id="rId4d5cvoe1_i1ipesl8cvbb">
+            <w:hyperlink w:history="1" r:id="rId5ijbyhyhii4kkt3hrct6l">
               <w:r>
                 <w:rPr>
                   <w:rFonts w:ascii="Arial" w:cs="Arial" w:eastAsia="Arial" w:hAnsi="Arial"/>
@@ -21715,7 +21715,7 @@
               </w:rPr>
               <w:t xml:space="preserve">Ask: 'We have 616 cm3 and 1,848 cm3. What is the relationship, and what does it tell us about the cone formula?' Give WAIT TIME of 10-15 seconds, then cold-call 3 learners to complete the sentence 'The cone holds ___ of the cylinder, so V = ___.' Then say: 'Mzee Kiplagat is waiting. Calculate the drum volume step by step. Show me πr²h with numbers.' Before comparing volumes, insist: 'First, what are the surface areas? Say them aloud.' (30,800 cm2 each). Cold-call 2 learners to state the difference in litres (81.75). Ask the key question: 'If surface area is equal, why are the volumes not equal?' and wait 10-15 seconds, then collect 3 explanations and sharpen them: 'So surface area tells us how much sheet; volume tells us how much space inside.' Challenge: 'Would Wanjiru's customer prefer a sphere? What do you think?' </w:t>
             </w:r>
-            <w:del w:id="9125" w:author="Claude (AI) - proposed" w:date="2026-10-15T20:14:24Z">
+            <w:del w:id="9125" w:author="Claude (AI) - proposed" w:date="2026-10-18T00:27:52Z">
               <w:r>
                 <w:rPr>
                   <w:rFonts w:ascii="Arial" w:cs="Arial" w:eastAsia="Arial" w:hAnsi="Arial"/>
@@ -21730,7 +21730,7 @@
                 <w:delText xml:space="preserve">Use only the established idea that a sphere is best of all</w:delText>
               </w:r>
             </w:del>
-            <w:ins w:id="9126" w:author="Claude (AI) - proposed" w:date="2026-10-15T20:14:24Z">
+            <w:ins w:id="9126" w:author="Claude (AI) - proposed" w:date="2026-10-18T00:27:52Z">
               <w:r>
                 <w:rPr>
                   <w:rFonts w:ascii="Arial" w:cs="Arial" w:eastAsia="Arial" w:hAnsi="Arial"/>
@@ -21758,7 +21758,7 @@
               </w:rPr>
               <w:t xml:space="preserve"> for a fixed surface area, </w:t>
             </w:r>
-            <w:del w:id="9127" w:author="Claude (AI) - proposed" w:date="2026-10-15T20:14:24Z">
+            <w:del w:id="9127" w:author="Claude (AI) - proposed" w:date="2026-10-18T00:27:52Z">
               <w:r>
                 <w:rPr>
                   <w:rFonts w:ascii="Arial" w:cs="Arial" w:eastAsia="Arial" w:hAnsi="Arial"/>
@@ -21773,7 +21773,7 @@
                 <w:delText xml:space="preserve">without deriving it</w:delText>
               </w:r>
             </w:del>
-            <w:ins w:id="9128" w:author="Claude (AI) - proposed" w:date="2026-10-15T20:14:24Z">
+            <w:ins w:id="9128" w:author="Claude (AI) - proposed" w:date="2026-10-18T00:27:52Z">
               <w:r>
                 <w:rPr>
                   <w:rFonts w:ascii="Arial" w:cs="Arial" w:eastAsia="Arial" w:hAnsi="Arial"/>
@@ -21923,7 +21923,7 @@
             <w:pPr>
               <w:spacing w:after="20" w:before="0"/>
             </w:pPr>
-            <w:hyperlink w:history="1" r:id="rIds97y_fdosqcpcsglgejlb">
+            <w:hyperlink w:history="1" r:id="rIdx6utwd21glihhw2mm_9rn">
               <w:r>
                 <w:rPr>
                   <w:rFonts w:ascii="Arial" w:cs="Arial" w:eastAsia="Arial" w:hAnsi="Arial"/>
@@ -21956,7 +21956,7 @@
               <w:spacing w:after="10" w:before="0"/>
               <w:ind w:left="120"/>
             </w:pPr>
-            <w:hyperlink w:history="1" r:id="rIdgd6zbk_3gqdzzg4bf5zwx">
+            <w:hyperlink w:history="1" r:id="rId0dc070n224h1fdzxfwxm6">
               <w:r>
                 <w:rPr>
                   <w:rFonts w:ascii="Arial" w:cs="Arial" w:eastAsia="Arial" w:hAnsi="Arial"/>
@@ -22001,7 +22001,7 @@
             <w:pPr>
               <w:spacing w:after="20" w:before="0"/>
             </w:pPr>
-            <w:hyperlink w:history="1" r:id="rIdjfj-caegdfnfytv1nz0dd">
+            <w:hyperlink w:history="1" r:id="rIdmza1ehqd5aaze8nc7jtvu">
               <w:r>
                 <w:rPr>
                   <w:rFonts w:ascii="Arial" w:cs="Arial" w:eastAsia="Arial" w:hAnsi="Arial"/>
@@ -22050,7 +22050,7 @@
               <w:spacing w:after="10" w:before="0"/>
               <w:ind w:left="120"/>
             </w:pPr>
-            <w:hyperlink w:history="1" r:id="rIdicgw3wouiqyhsxpdmwq0z">
+            <w:hyperlink w:history="1" r:id="rIdc2vkyaup2rxdv1dtss97s">
               <w:r>
                 <w:rPr>
                   <w:rFonts w:ascii="Arial" w:cs="Arial" w:eastAsia="Arial" w:hAnsi="Arial"/>
@@ -22250,7 +22250,7 @@
             <w:pPr>
               <w:spacing w:after="20" w:before="0"/>
             </w:pPr>
-            <w:hyperlink w:history="1" r:id="rIdt3bzqmibo_em2zmbbxqdo">
+            <w:hyperlink w:history="1" r:id="rIdziiazxvyzv5diurz4v6uq">
               <w:r>
                 <w:rPr>
                   <w:rFonts w:ascii="Arial" w:cs="Arial" w:eastAsia="Arial" w:hAnsi="Arial"/>
@@ -22283,7 +22283,7 @@
               <w:spacing w:after="10" w:before="0"/>
               <w:ind w:left="120"/>
             </w:pPr>
-            <w:hyperlink w:history="1" r:id="rIdohlm78vo-dqg4aqthhlzj">
+            <w:hyperlink w:history="1" r:id="rIdjiwba-sl8wevjjo0wzaj1">
               <w:r>
                 <w:rPr>
                   <w:rFonts w:ascii="Arial" w:cs="Arial" w:eastAsia="Arial" w:hAnsi="Arial"/>
@@ -22328,7 +22328,7 @@
             <w:pPr>
               <w:spacing w:after="20" w:before="0"/>
             </w:pPr>
-            <w:hyperlink w:history="1" r:id="rIdpzetr6wspuudowhgxg7cj">
+            <w:hyperlink w:history="1" r:id="rIdnx1ksnf0yno3joprd5d2w">
               <w:r>
                 <w:rPr>
                   <w:rFonts w:ascii="Arial" w:cs="Arial" w:eastAsia="Arial" w:hAnsi="Arial"/>
@@ -22377,7 +22377,7 @@
               <w:spacing w:after="10" w:before="0"/>
               <w:ind w:left="120"/>
             </w:pPr>
-            <w:hyperlink w:history="1" r:id="rIdlipot7k1ukceaftfhphep">
+            <w:hyperlink w:history="1" r:id="rIdamlxxfozvtqqsmuzxkwyj">
               <w:r>
                 <w:rPr>
                   <w:rFonts w:ascii="Arial" w:cs="Arial" w:eastAsia="Arial" w:hAnsi="Arial"/>
@@ -22902,7 +22902,7 @@
         </w:rPr>
         <w:t xml:space="preserve">© 2026 SeaVuria and ARES. Aligned with KICD objectives. Developed by SeaVuria; technical implementation by ARES (with AI assistance from Claude). Licensed under </w:t>
       </w:r>
-      <w:hyperlink w:history="1" r:id="rId8q14wnoeigq4czfqdhx8s">
+      <w:hyperlink w:history="1" r:id="rId2cfl4maewwli7lyrzqf8o">
         <w:r>
           <w:rPr>
             <w:rFonts w:ascii="Arial" w:cs="Arial" w:eastAsia="Arial" w:hAnsi="Arial"/>
@@ -22923,7 +22923,7 @@
         </w:rPr>
         <w:t xml:space="preserve"> (</w:t>
       </w:r>
-      <w:hyperlink w:history="1" r:id="rIdau3p4aez9x0f8uxnjukn0">
+      <w:hyperlink w:history="1" r:id="rIdpu9ud2slyos2jckq4ptba">
         <w:r>
           <w:rPr>
             <w:rFonts w:ascii="Arial" w:cs="Arial" w:eastAsia="Arial" w:hAnsi="Arial"/>
@@ -23240,7 +23240,7 @@
               </w:rPr>
               <w:t xml:space="preserve">By the end of the lesson the learner should be able to: (a) determine the surface area of composite solids (cylinder with hemispherical top, cylinder with cone roof); (b) determine the volume of composite solids; (c) decide whether a real-life question needs surface area (material, painting cost) or volume (capacity in litres); (d) convert m3 to litres (1 m3 = 1,000 litres); (e) </w:t>
             </w:r>
-            <w:del w:id="9129" w:author="Claude (AI) - proposed" w:date="2026-10-15T20:14:24Z">
+            <w:del w:id="9129" w:author="Claude (AI) - proposed" w:date="2026-10-18T00:27:52Z">
               <w:r>
                 <w:rPr>
                   <w:rFonts w:ascii="Arial" w:cs="Arial" w:eastAsia="Arial" w:hAnsi="Arial"/>
@@ -23255,7 +23255,7 @@
                 <w:delText xml:space="preserve">appreciate</w:delText>
               </w:r>
             </w:del>
-            <w:ins w:id="9130" w:author="Claude (AI) - proposed" w:date="2026-10-15T20:14:24Z">
+            <w:ins w:id="9130" w:author="Claude (AI) - proposed" w:date="2026-10-18T00:27:52Z">
               <w:r>
                 <w:rPr>
                   <w:rFonts w:ascii="Arial" w:cs="Arial" w:eastAsia="Arial" w:hAnsi="Arial"/>
@@ -23283,7 +23283,7 @@
               </w:rPr>
               <w:t xml:space="preserve"> the use of surface area and volume of solids in real-life situations. Key inquiry questions: How do we determine the surface area and volume of solids? </w:t>
             </w:r>
-            <w:del w:id="9131" w:author="Claude (AI) - proposed" w:date="2026-10-15T20:14:24Z">
+            <w:del w:id="9131" w:author="Claude (AI) - proposed" w:date="2026-10-18T00:27:52Z">
               <w:r>
                 <w:rPr>
                   <w:rFonts w:ascii="Arial" w:cs="Arial" w:eastAsia="Arial" w:hAnsi="Arial"/>
@@ -23298,7 +23298,7 @@
                 <w:delText xml:space="preserve">How are</w:delText>
               </w:r>
             </w:del>
-            <w:ins w:id="9132" w:author="Claude (AI) - proposed" w:date="2026-10-15T20:14:24Z">
+            <w:ins w:id="9132" w:author="Claude (AI) - proposed" w:date="2026-10-18T00:27:52Z">
               <w:r>
                 <w:rPr>
                   <w:rFonts w:ascii="Arial" w:cs="Arial" w:eastAsia="Arial" w:hAnsi="Arial"/>
@@ -23326,7 +23326,7 @@
               </w:rPr>
               <w:t xml:space="preserve"> surface area and volume of solids</w:t>
             </w:r>
-            <w:del w:id="9133" w:author="Claude (AI) - proposed" w:date="2026-10-15T20:14:24Z">
+            <w:del w:id="9133" w:author="Claude (AI) - proposed" w:date="2026-10-18T00:27:52Z">
               <w:r>
                 <w:rPr>
                   <w:rFonts w:ascii="Arial" w:cs="Arial" w:eastAsia="Arial" w:hAnsi="Arial"/>
@@ -23545,7 +23545,7 @@
               <w:spacing w:after="40" w:before="0"/>
               <w:jc w:val="left"/>
             </w:pPr>
-            <w:ins w:id="9134" w:author="Claude (AI) - proposed" w:date="2026-10-15T20:14:24Z">
+            <w:ins w:id="9134" w:author="Claude (AI) - proposed" w:date="2026-10-18T00:27:52Z">
               <w:r>
                 <w:rPr>
                   <w:rFonts w:ascii="Arial" w:cs="Arial" w:eastAsia="Arial" w:hAnsi="Arial"/>
@@ -23573,7 +23573,7 @@
               </w:rPr>
               <w:t xml:space="preserve">How do we determine the surface area and volume of solids</w:t>
             </w:r>
-            <w:del w:id="9135" w:author="Claude (AI) - proposed" w:date="2026-10-15T20:14:24Z">
+            <w:del w:id="9135" w:author="Claude (AI) - proposed" w:date="2026-10-18T00:27:52Z">
               <w:r>
                 <w:rPr>
                   <w:rFonts w:ascii="Arial" w:cs="Arial" w:eastAsia="Arial" w:hAnsi="Arial"/>
@@ -23588,7 +23588,7 @@
                 <w:delText xml:space="preserve">, and how are they applied in real-life situations such as</w:delText>
               </w:r>
             </w:del>
-            <w:ins w:id="9136" w:author="Claude (AI) - proposed" w:date="2026-10-15T20:14:24Z">
+            <w:ins w:id="9136" w:author="Claude (AI) - proposed" w:date="2026-10-18T00:27:52Z">
               <w:r>
                 <w:rPr>
                   <w:rFonts w:ascii="Arial" w:cs="Arial" w:eastAsia="Arial" w:hAnsi="Arial"/>
@@ -24135,7 +24135,7 @@
             <w:pPr>
               <w:spacing w:after="20" w:before="0"/>
             </w:pPr>
-            <w:hyperlink w:history="1" r:id="rIdqdid-dnsf3tjuytagxdmy">
+            <w:hyperlink w:history="1" r:id="rId3tlxc4b_ygd4wb4freot_">
               <w:r>
                 <w:rPr>
                   <w:rFonts w:ascii="Arial" w:cs="Arial" w:eastAsia="Arial" w:hAnsi="Arial"/>
@@ -24168,7 +24168,7 @@
               <w:spacing w:after="10" w:before="0"/>
               <w:ind w:left="120"/>
             </w:pPr>
-            <w:hyperlink w:history="1" r:id="rIdhqdls0m8ymfulrkqsasr6">
+            <w:hyperlink w:history="1" r:id="rIdxkufabpzkbsd5lak5eonm">
               <w:r>
                 <w:rPr>
                   <w:rFonts w:ascii="Arial" w:cs="Arial" w:eastAsia="Arial" w:hAnsi="Arial"/>
@@ -24213,7 +24213,7 @@
             <w:pPr>
               <w:spacing w:after="20" w:before="0"/>
             </w:pPr>
-            <w:hyperlink w:history="1" r:id="rIdtgohlfq0v7f4_0c4nxa78">
+            <w:hyperlink w:history="1" r:id="rIdt_8i70svddtyqkg2zf0we">
               <w:r>
                 <w:rPr>
                   <w:rFonts w:ascii="Arial" w:cs="Arial" w:eastAsia="Arial" w:hAnsi="Arial"/>
@@ -24246,7 +24246,7 @@
               <w:spacing w:after="10" w:before="0"/>
               <w:ind w:left="120"/>
             </w:pPr>
-            <w:hyperlink w:history="1" r:id="rIdwj-es1gbqyzp-hvx82tuq">
+            <w:hyperlink w:history="1" r:id="rIdaiufmwz3uyidhxj1wkayr">
               <w:r>
                 <w:rPr>
                   <w:rFonts w:ascii="Arial" w:cs="Arial" w:eastAsia="Arial" w:hAnsi="Arial"/>
@@ -24446,7 +24446,7 @@
             <w:pPr>
               <w:spacing w:after="20" w:before="0"/>
             </w:pPr>
-            <w:hyperlink w:history="1" r:id="rIdbihfe-rm36gyzri_r-lch">
+            <w:hyperlink w:history="1" r:id="rIdm_zdcirp9hujfn-rt3w4d">
               <w:r>
                 <w:rPr>
                   <w:rFonts w:ascii="Arial" w:cs="Arial" w:eastAsia="Arial" w:hAnsi="Arial"/>
@@ -24479,7 +24479,7 @@
               <w:spacing w:after="10" w:before="0"/>
               <w:ind w:left="120"/>
             </w:pPr>
-            <w:hyperlink w:history="1" r:id="rIdqdafq4j2fhnkau0-e-ukm">
+            <w:hyperlink w:history="1" r:id="rIdujg8t-7k6bqhrwg2uqwle">
               <w:r>
                 <w:rPr>
                   <w:rFonts w:ascii="Arial" w:cs="Arial" w:eastAsia="Arial" w:hAnsi="Arial"/>
@@ -24524,7 +24524,7 @@
             <w:pPr>
               <w:spacing w:after="20" w:before="0"/>
             </w:pPr>
-            <w:hyperlink w:history="1" r:id="rIdje_zcs3aypavu7p2dym0r">
+            <w:hyperlink w:history="1" r:id="rId3fthoyn905_yvujiy_lqr">
               <w:r>
                 <w:rPr>
                   <w:rFonts w:ascii="Arial" w:cs="Arial" w:eastAsia="Arial" w:hAnsi="Arial"/>
@@ -24557,7 +24557,7 @@
               <w:spacing w:after="10" w:before="0"/>
               <w:ind w:left="120"/>
             </w:pPr>
-            <w:hyperlink w:history="1" r:id="rIds3lcrvetbs3deavpcu_zs">
+            <w:hyperlink w:history="1" r:id="rIdcypez5orc2tphwknhyfak">
               <w:r>
                 <w:rPr>
                   <w:rFonts w:ascii="Arial" w:cs="Arial" w:eastAsia="Arial" w:hAnsi="Arial"/>
@@ -24635,7 +24635,7 @@
               </w:rPr>
               <w:t xml:space="preserve">Say: 'Draw the solid first, then split it into pieces you already know. Which faces are on the outside? Which are hidden?' Circulate to Station A and ask: 'Why is there no circle between the cylinder and the dome in your surface area?' Give WAIT TIME of 10-15 seconds, then cold-call 3 groups for their answer. Ask at Station B: 'The roof uses slant height 3.5 m. Where does the 2.8 m go?' (Check: 2.1 squared plus 2.8 squared equals 3.5 squared.) Cold-call 2 learners to say which height goes into the cone volume and which length goes into the cone's curved area. Remind groups to keep pi = 22/7 and to round only at the last step. Pause the class at the halfway point: 'Hold up fingers: how many parts does your tank SA have? (3). How many parts does your silo SA have? (3).' Collect any miscounts and re-teach quickly with the model. Ask about the units: 'Is 94.38 a number of m2 or m3? How do you know?'</w:t>
             </w:r>
-            <w:ins w:id="9137" w:author="Claude (AI) - proposed" w:date="2026-10-15T20:14:24Z">
+            <w:ins w:id="9137" w:author="Claude (AI) - proposed" w:date="2026-10-18T00:27:52Z">
               <w:r>
                 <w:rPr>
                   <w:rFonts w:ascii="Arial" w:cs="Arial" w:eastAsia="Arial" w:hAnsi="Arial"/>
@@ -24772,7 +24772,7 @@
             <w:pPr>
               <w:spacing w:after="20" w:before="0"/>
             </w:pPr>
-            <w:hyperlink w:history="1" r:id="rIdhiftbxt-o_xt9ifz46fg5">
+            <w:hyperlink w:history="1" r:id="rIdvj9ttzoyuffra-orqp8ed">
               <w:r>
                 <w:rPr>
                   <w:rFonts w:ascii="Arial" w:cs="Arial" w:eastAsia="Arial" w:hAnsi="Arial"/>
@@ -24821,7 +24821,7 @@
               <w:spacing w:after="10" w:before="0"/>
               <w:ind w:left="120"/>
             </w:pPr>
-            <w:hyperlink w:history="1" r:id="rId7u4zqlubgwboega-6zvw2">
+            <w:hyperlink w:history="1" r:id="rIdul6e8voelygjmamyqjmx1">
               <w:r>
                 <w:rPr>
                   <w:rFonts w:ascii="Arial" w:cs="Arial" w:eastAsia="Arial" w:hAnsi="Arial"/>
@@ -24866,7 +24866,7 @@
             <w:pPr>
               <w:spacing w:after="20" w:before="0"/>
             </w:pPr>
-            <w:hyperlink w:history="1" r:id="rIdb6ejjkpfvbr0x8jyvqhop">
+            <w:hyperlink w:history="1" r:id="rId3lvbb63xnopccqoibgoeg">
               <w:r>
                 <w:rPr>
                   <w:rFonts w:ascii="Arial" w:cs="Arial" w:eastAsia="Arial" w:hAnsi="Arial"/>
@@ -24915,7 +24915,7 @@
               <w:spacing w:after="10" w:before="0"/>
               <w:ind w:left="120"/>
             </w:pPr>
-            <w:hyperlink w:history="1" r:id="rIdhgmbpwxtzsu-igeak0yjg">
+            <w:hyperlink w:history="1" r:id="rIdqbvrano5ubih3s1cesi4e">
               <w:r>
                 <w:rPr>
                   <w:rFonts w:ascii="Arial" w:cs="Arial" w:eastAsia="Arial" w:hAnsi="Arial"/>
@@ -25115,7 +25115,7 @@
             <w:pPr>
               <w:spacing w:after="20" w:before="0"/>
             </w:pPr>
-            <w:hyperlink w:history="1" r:id="rIdp6ejh25ippdmmgowdmv8l">
+            <w:hyperlink w:history="1" r:id="rIdvriigx6a2kxy9tayb21ab">
               <w:r>
                 <w:rPr>
                   <w:rFonts w:ascii="Arial" w:cs="Arial" w:eastAsia="Arial" w:hAnsi="Arial"/>
@@ -25164,7 +25164,7 @@
               <w:spacing w:after="10" w:before="0"/>
               <w:ind w:left="120"/>
             </w:pPr>
-            <w:hyperlink w:history="1" r:id="rIdlfzb0-pxs3l4njyqd_rsw">
+            <w:hyperlink w:history="1" r:id="rIdq08odlmkuzanlrmi8vgfv">
               <w:r>
                 <w:rPr>
                   <w:rFonts w:ascii="Arial" w:cs="Arial" w:eastAsia="Arial" w:hAnsi="Arial"/>
@@ -25209,7 +25209,7 @@
             <w:pPr>
               <w:spacing w:after="20" w:before="0"/>
             </w:pPr>
-            <w:hyperlink w:history="1" r:id="rIdff6o4ctto29coifbqh-ze">
+            <w:hyperlink w:history="1" r:id="rId7ujxzanmxxipgudjdad0o">
               <w:r>
                 <w:rPr>
                   <w:rFonts w:ascii="Arial" w:cs="Arial" w:eastAsia="Arial" w:hAnsi="Arial"/>
@@ -25258,7 +25258,7 @@
               <w:spacing w:after="10" w:before="0"/>
               <w:ind w:left="120"/>
             </w:pPr>
-            <w:hyperlink w:history="1" r:id="rIdkeujz-amzu6rp3imxdkck">
+            <w:hyperlink w:history="1" r:id="rIdkbcg2j_xd6kxlc6xeibwe">
               <w:r>
                 <w:rPr>
                   <w:rFonts w:ascii="Arial" w:cs="Arial" w:eastAsia="Arial" w:hAnsi="Arial"/>
@@ -25458,7 +25458,7 @@
             <w:pPr>
               <w:spacing w:after="20" w:before="0"/>
             </w:pPr>
-            <w:hyperlink w:history="1" r:id="rIdozydp_uokcdezjztkmztn">
+            <w:hyperlink w:history="1" r:id="rId8rzpdv6c0pd_04c42y-wc">
               <w:r>
                 <w:rPr>
                   <w:rFonts w:ascii="Arial" w:cs="Arial" w:eastAsia="Arial" w:hAnsi="Arial"/>
@@ -25507,7 +25507,7 @@
               <w:spacing w:after="10" w:before="0"/>
               <w:ind w:left="120"/>
             </w:pPr>
-            <w:hyperlink w:history="1" r:id="rIdfgbk-sy0apsodb1xe6vqy">
+            <w:hyperlink w:history="1" r:id="rIdpstzwmyb86oegvb_sunr6">
               <w:r>
                 <w:rPr>
                   <w:rFonts w:ascii="Arial" w:cs="Arial" w:eastAsia="Arial" w:hAnsi="Arial"/>
@@ -25552,7 +25552,7 @@
             <w:pPr>
               <w:spacing w:after="20" w:before="0"/>
             </w:pPr>
-            <w:hyperlink w:history="1" r:id="rIdeh8asv0pdmykfgbet3hpl">
+            <w:hyperlink w:history="1" r:id="rIdfritjsn5yhoy_d4siiyfp">
               <w:r>
                 <w:rPr>
                   <w:rFonts w:ascii="Arial" w:cs="Arial" w:eastAsia="Arial" w:hAnsi="Arial"/>
@@ -25601,7 +25601,7 @@
               <w:spacing w:after="10" w:before="0"/>
               <w:ind w:left="120"/>
             </w:pPr>
-            <w:hyperlink w:history="1" r:id="rId6m8rbhb5bzbepii-b-66m">
+            <w:hyperlink w:history="1" r:id="rId5bgqkvqr7rtku8lvemo_p">
               <w:r>
                 <w:rPr>
                   <w:rFonts w:ascii="Arial" w:cs="Arial" w:eastAsia="Arial" w:hAnsi="Arial"/>
@@ -25679,7 +25679,7 @@
               </w:rPr>
               <w:t xml:space="preserve">Say: 'Add to our model: what new pieces did composite solids give us?' Give WAIT TIME of 10-15 seconds, then cold-call 4 learners to add one element each to the poster and invite 2 others to correct or extend. Ask: 'Where on our model do we show that surface area and volume are not interchangeable?' Check that learners link the decision rule to the posho mill numbers. Prompt: 'If the cooperative has only 100 m2 of sheet, would you check surface area first or volume first? Why?' (Always compare SA before comparing volumes.) Collect exit statements. </w:t>
             </w:r>
-            <w:del w:id="9138" w:author="Claude (AI) - proposed" w:date="2026-10-15T20:14:24Z">
+            <w:del w:id="9138" w:author="Claude (AI) - proposed" w:date="2026-10-18T00:27:52Z">
               <w:r>
                 <w:rPr>
                   <w:rFonts w:ascii="Arial" w:cs="Arial" w:eastAsia="Arial" w:hAnsi="Arial"/>
@@ -25694,7 +25694,7 @@
                 <w:delText xml:space="preserve">Tell groups to bring dimensions and</w:delText>
               </w:r>
             </w:del>
-            <w:ins w:id="9139" w:author="Claude (AI) - proposed" w:date="2026-10-15T20:14:24Z">
+            <w:ins w:id="9139" w:author="Claude (AI) - proposed" w:date="2026-10-18T00:27:52Z">
               <w:r>
                 <w:rPr>
                   <w:rFonts w:ascii="Arial" w:cs="Arial" w:eastAsia="Arial" w:hAnsi="Arial"/>
@@ -25722,7 +25722,7 @@
               </w:rPr>
               <w:t xml:space="preserve"> a community need </w:t>
             </w:r>
-            <w:del w:id="9140" w:author="Claude (AI) - proposed" w:date="2026-10-15T20:14:24Z">
+            <w:del w:id="9140" w:author="Claude (AI) - proposed" w:date="2026-10-18T00:27:52Z">
               <w:r>
                 <w:rPr>
                   <w:rFonts w:ascii="Arial" w:cs="Arial" w:eastAsia="Arial" w:hAnsi="Arial"/>
@@ -25737,7 +25737,7 @@
                 <w:delText xml:space="preserve">for Lesson 8</w:delText>
               </w:r>
             </w:del>
-            <w:ins w:id="9141" w:author="Claude (AI) - proposed" w:date="2026-10-15T20:14:24Z">
+            <w:ins w:id="9141" w:author="Claude (AI) - proposed" w:date="2026-10-18T00:27:52Z">
               <w:r>
                 <w:rPr>
                   <w:rFonts w:ascii="Arial" w:cs="Arial" w:eastAsia="Arial" w:hAnsi="Arial"/>
@@ -26212,7 +26212,7 @@
         </w:rPr>
         <w:t xml:space="preserve">© 2026 SeaVuria and ARES. Aligned with KICD objectives. Developed by SeaVuria; technical implementation by ARES (with AI assistance from Claude). Licensed under </w:t>
       </w:r>
-      <w:hyperlink w:history="1" r:id="rIdu9zisry2p8kv0-p504d69">
+      <w:hyperlink w:history="1" r:id="rIdqo_u8quiatudqmzfxk6at">
         <w:r>
           <w:rPr>
             <w:rFonts w:ascii="Arial" w:cs="Arial" w:eastAsia="Arial" w:hAnsi="Arial"/>
@@ -26233,7 +26233,7 @@
         </w:rPr>
         <w:t xml:space="preserve"> (</w:t>
       </w:r>
-      <w:hyperlink w:history="1" r:id="rId74xrf4nlhr6i5gt2r6-3t">
+      <w:hyperlink w:history="1" r:id="rIdd37h_sghlmhob8ksypguv">
         <w:r>
           <w:rPr>
             <w:rFonts w:ascii="Arial" w:cs="Arial" w:eastAsia="Arial" w:hAnsi="Arial"/>
@@ -26550,7 +26550,7 @@
               </w:rPr>
               <w:t xml:space="preserve">By the end of the sub-strand the learner should be able to: </w:t>
             </w:r>
-            <w:ins w:id="9142" w:author="Claude (AI) - proposed" w:date="2026-10-15T20:14:24Z">
+            <w:ins w:id="9142" w:author="Claude (AI) - proposed" w:date="2026-10-18T00:27:52Z">
               <w:r>
                 <w:rPr>
                   <w:rFonts w:ascii="Arial" w:cs="Arial" w:eastAsia="Arial" w:hAnsi="Arial"/>
@@ -26578,7 +26578,7 @@
               </w:rPr>
               <w:t xml:space="preserve">determine the surface area of prisms, pyramids, cones, frustums and spheres, </w:t>
             </w:r>
-            <w:del w:id="9143" w:author="Claude (AI) - proposed" w:date="2026-10-15T20:14:24Z">
+            <w:del w:id="9143" w:author="Claude (AI) - proposed" w:date="2026-10-18T00:27:52Z">
               <w:r>
                 <w:rPr>
                   <w:rFonts w:ascii="Arial" w:cs="Arial" w:eastAsia="Arial" w:hAnsi="Arial"/>
@@ -26593,7 +26593,7 @@
                 <w:delText xml:space="preserve">and composite solids; determine</w:delText>
               </w:r>
             </w:del>
-            <w:ins w:id="9144" w:author="Claude (AI) - proposed" w:date="2026-10-15T20:14:24Z">
+            <w:ins w:id="9144" w:author="Claude (AI) - proposed" w:date="2026-10-18T00:27:52Z">
               <w:r>
                 <w:rPr>
                   <w:rFonts w:ascii="Arial" w:cs="Arial" w:eastAsia="Arial" w:hAnsi="Arial"/>
@@ -26621,7 +26621,7 @@
               </w:rPr>
               <w:t xml:space="preserve"> the volume of prisms, pyramids, cones, frustums</w:t>
             </w:r>
-            <w:del w:id="9145" w:author="Claude (AI) - proposed" w:date="2026-10-15T20:14:24Z">
+            <w:del w:id="9145" w:author="Claude (AI) - proposed" w:date="2026-10-18T00:27:52Z">
               <w:r>
                 <w:rPr>
                   <w:rFonts w:ascii="Arial" w:cs="Arial" w:eastAsia="Arial" w:hAnsi="Arial"/>
@@ -26636,7 +26636,7 @@
                 <w:delText xml:space="preserve">, spheres and composite solids; apply surface area and volume of solids to real-life situations; appreciate</w:delText>
               </w:r>
             </w:del>
-            <w:ins w:id="9146" w:author="Claude (AI) - proposed" w:date="2026-10-15T20:14:24Z">
+            <w:ins w:id="9146" w:author="Claude (AI) - proposed" w:date="2026-10-18T00:27:52Z">
               <w:r>
                 <w:rPr>
                   <w:rFonts w:ascii="Arial" w:cs="Arial" w:eastAsia="Arial" w:hAnsi="Arial"/>
@@ -26664,7 +26664,7 @@
               </w:rPr>
               <w:t xml:space="preserve"> the use of</w:t>
             </w:r>
-            <w:ins w:id="9147" w:author="Claude (AI) - proposed" w:date="2026-10-15T20:14:24Z">
+            <w:ins w:id="9147" w:author="Claude (AI) - proposed" w:date="2026-10-18T00:27:52Z">
               <w:r>
                 <w:rPr>
                   <w:rFonts w:ascii="Arial" w:cs="Arial" w:eastAsia="Arial" w:hAnsi="Arial"/>
@@ -26896,7 +26896,7 @@
               </w:rPr>
               <w:t xml:space="preserve">1. How do we determine the surface area and volume of solids? 2. </w:t>
             </w:r>
-            <w:del w:id="9148" w:author="Claude (AI) - proposed" w:date="2026-10-15T20:14:24Z">
+            <w:del w:id="9148" w:author="Claude (AI) - proposed" w:date="2026-10-18T00:27:52Z">
               <w:r>
                 <w:rPr>
                   <w:rFonts w:ascii="Arial" w:cs="Arial" w:eastAsia="Arial" w:hAnsi="Arial"/>
@@ -26911,7 +26911,7 @@
                 <w:delText xml:space="preserve">How are</w:delText>
               </w:r>
             </w:del>
-            <w:ins w:id="9149" w:author="Claude (AI) - proposed" w:date="2026-10-15T20:14:24Z">
+            <w:ins w:id="9149" w:author="Claude (AI) - proposed" w:date="2026-10-18T00:27:52Z">
               <w:r>
                 <w:rPr>
                   <w:rFonts w:ascii="Arial" w:cs="Arial" w:eastAsia="Arial" w:hAnsi="Arial"/>
@@ -26939,7 +26939,7 @@
               </w:rPr>
               <w:t xml:space="preserve"> surface area and volume of solids</w:t>
             </w:r>
-            <w:del w:id="9150" w:author="Claude (AI) - proposed" w:date="2026-10-15T20:14:24Z">
+            <w:del w:id="9150" w:author="Claude (AI) - proposed" w:date="2026-10-18T00:27:52Z">
               <w:r>
                 <w:rPr>
                   <w:rFonts w:ascii="Arial" w:cs="Arial" w:eastAsia="Arial" w:hAnsi="Arial"/>
@@ -27486,7 +27486,7 @@
             <w:pPr>
               <w:spacing w:after="20" w:before="0"/>
             </w:pPr>
-            <w:hyperlink w:history="1" r:id="rIdlavdzzrnyop-x9fajvnmz">
+            <w:hyperlink w:history="1" r:id="rId9bo-7u3m8kmzc8s1erqpe">
               <w:r>
                 <w:rPr>
                   <w:rFonts w:ascii="Arial" w:cs="Arial" w:eastAsia="Arial" w:hAnsi="Arial"/>
@@ -27519,7 +27519,7 @@
               <w:spacing w:after="10" w:before="0"/>
               <w:ind w:left="120"/>
             </w:pPr>
-            <w:hyperlink w:history="1" r:id="rIdkp0bq82zmouszgjm-zgrp">
+            <w:hyperlink w:history="1" r:id="rIdflymilzdx06hvdg0rmvp4">
               <w:r>
                 <w:rPr>
                   <w:rFonts w:ascii="Arial" w:cs="Arial" w:eastAsia="Arial" w:hAnsi="Arial"/>
@@ -27564,7 +27564,7 @@
             <w:pPr>
               <w:spacing w:after="20" w:before="0"/>
             </w:pPr>
-            <w:hyperlink w:history="1" r:id="rIdcrsfpfygshvgo5501grgg">
+            <w:hyperlink w:history="1" r:id="rId9yvopwsiaa8gl1x8mi5u4">
               <w:r>
                 <w:rPr>
                   <w:rFonts w:ascii="Arial" w:cs="Arial" w:eastAsia="Arial" w:hAnsi="Arial"/>
@@ -27597,7 +27597,7 @@
               <w:spacing w:after="10" w:before="0"/>
               <w:ind w:left="120"/>
             </w:pPr>
-            <w:hyperlink w:history="1" r:id="rIdmz7ksl8oe-10zfm3wdcbj">
+            <w:hyperlink w:history="1" r:id="rIdjzdbgdsrkw99_lrowlmxh">
               <w:r>
                 <w:rPr>
                   <w:rFonts w:ascii="Arial" w:cs="Arial" w:eastAsia="Arial" w:hAnsi="Arial"/>
@@ -27797,7 +27797,7 @@
             <w:pPr>
               <w:spacing w:after="20" w:before="0"/>
             </w:pPr>
-            <w:hyperlink w:history="1" r:id="rIdiiagu18cxdcz8k83crmqs">
+            <w:hyperlink w:history="1" r:id="rIdfh1vlbhyjvekncsa23dzs">
               <w:r>
                 <w:rPr>
                   <w:rFonts w:ascii="Arial" w:cs="Arial" w:eastAsia="Arial" w:hAnsi="Arial"/>
@@ -27830,7 +27830,7 @@
               <w:spacing w:after="10" w:before="0"/>
               <w:ind w:left="120"/>
             </w:pPr>
-            <w:hyperlink w:history="1" r:id="rIdsv8fpc1vz6wxrcosfdpja">
+            <w:hyperlink w:history="1" r:id="rIdkce6di_hmgoqpizhe7bzk">
               <w:r>
                 <w:rPr>
                   <w:rFonts w:ascii="Arial" w:cs="Arial" w:eastAsia="Arial" w:hAnsi="Arial"/>
@@ -27875,7 +27875,7 @@
             <w:pPr>
               <w:spacing w:after="20" w:before="0"/>
             </w:pPr>
-            <w:hyperlink w:history="1" r:id="rIdzayhng9qslw9nvhkejqgh">
+            <w:hyperlink w:history="1" r:id="rIdzkczvm2ltmyqscg2i0pss">
               <w:r>
                 <w:rPr>
                   <w:rFonts w:ascii="Arial" w:cs="Arial" w:eastAsia="Arial" w:hAnsi="Arial"/>
@@ -27908,7 +27908,7 @@
               <w:spacing w:after="10" w:before="0"/>
               <w:ind w:left="120"/>
             </w:pPr>
-            <w:hyperlink w:history="1" r:id="rIdgpepxp613e3iystaiz36t">
+            <w:hyperlink w:history="1" r:id="rIdhwsz-lubqay064x6jnke3">
               <w:r>
                 <w:rPr>
                   <w:rFonts w:ascii="Arial" w:cs="Arial" w:eastAsia="Arial" w:hAnsi="Arial"/>
@@ -27940,7 +27940,7 @@
               <w:spacing w:after="40" w:before="0"/>
               <w:jc w:val="left"/>
             </w:pPr>
-            <w:del w:id="9151" w:author="Claude (AI) - proposed" w:date="2026-10-15T20:14:24Z">
+            <w:del w:id="9151" w:author="Claude (AI) - proposed" w:date="2026-10-18T00:27:52Z">
               <w:r>
                 <w:rPr>
                   <w:rFonts w:ascii="Arial" w:cs="Arial" w:eastAsia="Arial" w:hAnsi="Arial"/>
@@ -27955,7 +27955,7 @@
                 <w:delText xml:space="preserve">Groups give 4</w:delText>
               </w:r>
             </w:del>
-            <w:ins w:id="9152" w:author="Claude (AI) - proposed" w:date="2026-10-15T20:14:24Z">
+            <w:ins w:id="9152" w:author="Claude (AI) - proposed" w:date="2026-10-18T00:27:52Z">
               <w:r>
                 <w:rPr>
                   <w:rFonts w:ascii="Arial" w:cs="Arial" w:eastAsia="Arial" w:hAnsi="Arial"/>
@@ -27983,7 +27983,7 @@
               </w:rPr>
               <w:t xml:space="preserve">-minute project presentations (grain silo for a cooperative in Nakuru or Uasin Gishu, water tank for a Turkana or Kajiado community, or a sufuria for a school kitchen), followed by </w:t>
             </w:r>
-            <w:del w:id="9153" w:author="Claude (AI) - proposed" w:date="2026-10-15T20:14:24Z">
+            <w:del w:id="9153" w:author="Claude (AI) - proposed" w:date="2026-10-18T00:27:52Z">
               <w:r>
                 <w:rPr>
                   <w:rFonts w:ascii="Arial" w:cs="Arial" w:eastAsia="Arial" w:hAnsi="Arial"/>
@@ -27998,7 +27998,7 @@
                 <w:delText xml:space="preserve">2 minutes</w:delText>
               </w:r>
             </w:del>
-            <w:ins w:id="9154" w:author="Claude (AI) - proposed" w:date="2026-10-15T20:14:24Z">
+            <w:ins w:id="9154" w:author="Claude (AI) - proposed" w:date="2026-10-18T00:27:52Z">
               <w:r>
                 <w:rPr>
                   <w:rFonts w:ascii="Arial" w:cs="Arial" w:eastAsia="Arial" w:hAnsi="Arial"/>
@@ -28059,7 +28059,7 @@
               </w:rPr>
               <w:t xml:space="preserve">Set the rules: 'Critique the mathematics and the design, not the person.' Run a timer</w:t>
             </w:r>
-            <w:ins w:id="9155" w:author="Claude (AI) - proposed" w:date="2026-10-15T20:14:24Z">
+            <w:ins w:id="9155" w:author="Claude (AI) - proposed" w:date="2026-10-18T00:27:52Z">
               <w:r>
                 <w:rPr>
                   <w:rFonts w:ascii="Arial" w:cs="Arial" w:eastAsia="Arial" w:hAnsi="Arial"/>
@@ -28209,7 +28209,7 @@
             <w:pPr>
               <w:spacing w:after="20" w:before="0"/>
             </w:pPr>
-            <w:hyperlink w:history="1" r:id="rIdqj4ivnzne10ufu04alwjz">
+            <w:hyperlink w:history="1" r:id="rIdqw6kxptfp4m2lwfzly9au">
               <w:r>
                 <w:rPr>
                   <w:rFonts w:ascii="Arial" w:cs="Arial" w:eastAsia="Arial" w:hAnsi="Arial"/>
@@ -28258,7 +28258,7 @@
               <w:spacing w:after="10" w:before="0"/>
               <w:ind w:left="120"/>
             </w:pPr>
-            <w:hyperlink w:history="1" r:id="rIdcswultqbx4uun2ztgmjsj">
+            <w:hyperlink w:history="1" r:id="rIdk4rai2k5r6fanlhqu4nwl">
               <w:r>
                 <w:rPr>
                   <w:rFonts w:ascii="Arial" w:cs="Arial" w:eastAsia="Arial" w:hAnsi="Arial"/>
@@ -28303,7 +28303,7 @@
             <w:pPr>
               <w:spacing w:after="20" w:before="0"/>
             </w:pPr>
-            <w:hyperlink w:history="1" r:id="rIdh0ocrdsoailukkuidis38">
+            <w:hyperlink w:history="1" r:id="rIdmvjkgsslx_7bwxhse7kzk">
               <w:r>
                 <w:rPr>
                   <w:rFonts w:ascii="Arial" w:cs="Arial" w:eastAsia="Arial" w:hAnsi="Arial"/>
@@ -28336,7 +28336,7 @@
               <w:spacing w:after="10" w:before="0"/>
               <w:ind w:left="120"/>
             </w:pPr>
-            <w:hyperlink w:history="1" r:id="rIdw76sup2etzqcxml-k2drs">
+            <w:hyperlink w:history="1" r:id="rIdhqs9ymqmczzflcmwurufe">
               <w:r>
                 <w:rPr>
                   <w:rFonts w:ascii="Arial" w:cs="Arial" w:eastAsia="Arial" w:hAnsi="Arial"/>
@@ -28381,7 +28381,7 @@
               </w:rPr>
               <w:t xml:space="preserve">Learners return to the anchor data and write the Final Explanation in groups of 4, using the Claim-Evidence-Reasoning (CER) frame. Claim: the drum holds more than the box even though both use the same sheet. Evidence: both closed containers have TSA 30,800 cm2 (drum: 2 x 22/7 x 35 x 35 + 2 x 22/7 x 35 x 105 = 7,700 + 23,100; box: 2(50 x 50) + 4(50 x 129) = 5,000 + 25,800); the drum's volume is 22/7 x 1,225 x 105 = 404,250 cm3 = 404.25 litres and the box's is 50 x 50 x 129 = 322,500 cm3 = 322.5 litres, a difference of 81,750 cm3 = 81.75 litres. Reasoning: surface area measures the material covering a solid and volume measures the space inside; they are different quantities. For a fixed surface area, the circular cross-section encloses more area for its perimeter than a square, so the cylinder holds more. A sphere is best of all</w:t>
             </w:r>
-            <w:del w:id="9156" w:author="Claude (AI) - proposed" w:date="2026-10-15T20:14:24Z">
+            <w:del w:id="9156" w:author="Claude (AI) - proposed" w:date="2026-10-18T00:27:52Z">
               <w:r>
                 <w:rPr>
                   <w:rFonts w:ascii="Arial" w:cs="Arial" w:eastAsia="Arial" w:hAnsi="Arial"/>
@@ -28396,7 +28396,7 @@
                 <w:delText xml:space="preserve">, so</w:delText>
               </w:r>
             </w:del>
-            <w:ins w:id="9157" w:author="Claude (AI) - proposed" w:date="2026-10-15T20:14:24Z">
+            <w:ins w:id="9157" w:author="Claude (AI) - proposed" w:date="2026-10-18T00:27:52Z">
               <w:r>
                 <w:rPr>
                   <w:rFonts w:ascii="Arial" w:cs="Arial" w:eastAsia="Arial" w:hAnsi="Arial"/>
@@ -28444,7 +28444,7 @@
               <w:spacing w:after="40" w:before="0"/>
               <w:jc w:val="left"/>
             </w:pPr>
-            <w:ins w:id="9158" w:author="Claude (AI) - proposed" w:date="2026-10-15T20:14:24Z">
+            <w:ins w:id="9158" w:author="Claude (AI) - proposed" w:date="2026-10-18T00:27:52Z">
               <w:r>
                 <w:rPr>
                   <w:rFonts w:ascii="Arial" w:cs="Arial" w:eastAsia="Arial" w:hAnsi="Arial"/>
@@ -28472,7 +28472,7 @@
               </w:rPr>
               <w:t xml:space="preserve">Say: 'Now write the explanation Mzee Kiplagat can understand. Use numbers, not just words.' Give 6 minutes for writing, then WAIT TIME of 10-15 seconds. Ask: 'Why compare surface areas before comparing volumes?' and 'Which part of your reasoning says shape, not material, decides capacity?' Cold-call 5 groups to read one sentence each and have the class build the explanation sentence by sentence. Probe misconceptions: 'Two learners said bigger surface area means bigger volume; use the drum and box to test that.' </w:t>
             </w:r>
-            <w:del w:id="9159" w:author="Claude (AI) - proposed" w:date="2026-10-15T20:14:24Z">
+            <w:del w:id="9159" w:author="Claude (AI) - proposed" w:date="2026-10-18T00:27:52Z">
               <w:r>
                 <w:rPr>
                   <w:rFonts w:ascii="Arial" w:cs="Arial" w:eastAsia="Arial" w:hAnsi="Arial"/>
@@ -28487,7 +28487,7 @@
                 <w:delText xml:space="preserve">Ask</w:delText>
               </w:r>
             </w:del>
-            <w:ins w:id="9160" w:author="Claude (AI) - proposed" w:date="2026-10-15T20:14:24Z">
+            <w:ins w:id="9160" w:author="Claude (AI) - proposed" w:date="2026-10-18T00:27:52Z">
               <w:r>
                 <w:rPr>
                   <w:rFonts w:ascii="Arial" w:cs="Arial" w:eastAsia="Arial" w:hAnsi="Arial"/>
@@ -28637,7 +28637,7 @@
             <w:pPr>
               <w:spacing w:after="20" w:before="0"/>
             </w:pPr>
-            <w:hyperlink w:history="1" r:id="rId9-cwobkkr9lghgi1dp01p">
+            <w:hyperlink w:history="1" r:id="rIdz7c_zjkrv2wkihwrrdgzn">
               <w:r>
                 <w:rPr>
                   <w:rFonts w:ascii="Arial" w:cs="Arial" w:eastAsia="Arial" w:hAnsi="Arial"/>
@@ -28686,7 +28686,7 @@
               <w:spacing w:after="10" w:before="0"/>
               <w:ind w:left="120"/>
             </w:pPr>
-            <w:hyperlink w:history="1" r:id="rIdwmee3gs109n92lls-qv1q">
+            <w:hyperlink w:history="1" r:id="rIdpm8nnsja-vzcpxqlkwiki">
               <w:r>
                 <w:rPr>
                   <w:rFonts w:ascii="Arial" w:cs="Arial" w:eastAsia="Arial" w:hAnsi="Arial"/>
@@ -28731,7 +28731,7 @@
             <w:pPr>
               <w:spacing w:after="20" w:before="0"/>
             </w:pPr>
-            <w:hyperlink w:history="1" r:id="rIdks74cd_putr32p_5pszog">
+            <w:hyperlink w:history="1" r:id="rIdwjygvqymrme9jfs3qveto">
               <w:r>
                 <w:rPr>
                   <w:rFonts w:ascii="Arial" w:cs="Arial" w:eastAsia="Arial" w:hAnsi="Arial"/>
@@ -28764,7 +28764,7 @@
               <w:spacing w:after="10" w:before="0"/>
               <w:ind w:left="120"/>
             </w:pPr>
-            <w:hyperlink w:history="1" r:id="rIdvuwr_soafvyw22be0q0cc">
+            <w:hyperlink w:history="1" r:id="rId8mol9tvsaadookrggianr">
               <w:r>
                 <w:rPr>
                   <w:rFonts w:ascii="Arial" w:cs="Arial" w:eastAsia="Arial" w:hAnsi="Arial"/>
@@ -28964,7 +28964,7 @@
             <w:pPr>
               <w:spacing w:after="20" w:before="0"/>
             </w:pPr>
-            <w:hyperlink w:history="1" r:id="rIdty7lxiv08n2dookdbz9ji">
+            <w:hyperlink w:history="1" r:id="rIdhjdzbufbjsiiba0ebg-1v">
               <w:r>
                 <w:rPr>
                   <w:rFonts w:ascii="Arial" w:cs="Arial" w:eastAsia="Arial" w:hAnsi="Arial"/>
@@ -29013,7 +29013,7 @@
               <w:spacing w:after="10" w:before="0"/>
               <w:ind w:left="120"/>
             </w:pPr>
-            <w:hyperlink w:history="1" r:id="rIdumvslvc0aw_r5rhqnvpyy">
+            <w:hyperlink w:history="1" r:id="rIdaxvnr2g8ywvlfqfujbsck">
               <w:r>
                 <w:rPr>
                   <w:rFonts w:ascii="Arial" w:cs="Arial" w:eastAsia="Arial" w:hAnsi="Arial"/>
@@ -29058,7 +29058,7 @@
             <w:pPr>
               <w:spacing w:after="20" w:before="0"/>
             </w:pPr>
-            <w:hyperlink w:history="1" r:id="rIdzeznz-jwm_silqe1lwwki">
+            <w:hyperlink w:history="1" r:id="rIdsrlnh6crpto6hf7v2kkb5">
               <w:r>
                 <w:rPr>
                   <w:rFonts w:ascii="Arial" w:cs="Arial" w:eastAsia="Arial" w:hAnsi="Arial"/>
@@ -29107,7 +29107,7 @@
               <w:spacing w:after="10" w:before="0"/>
               <w:ind w:left="120"/>
             </w:pPr>
-            <w:hyperlink w:history="1" r:id="rId0suwl5o53x3zhroposvdc">
+            <w:hyperlink w:history="1" r:id="rIdspbwdjip-2-jqtzqciqo5">
               <w:r>
                 <w:rPr>
                   <w:rFonts w:ascii="Arial" w:cs="Arial" w:eastAsia="Arial" w:hAnsi="Arial"/>
@@ -29632,7 +29632,7 @@
         </w:rPr>
         <w:t xml:space="preserve">© 2026 SeaVuria and ARES. Aligned with KICD objectives. Developed by SeaVuria; technical implementation by ARES (with AI assistance from Claude). Licensed under </w:t>
       </w:r>
-      <w:hyperlink w:history="1" r:id="rIdx2xlwalglxce993txofra">
+      <w:hyperlink w:history="1" r:id="rIdqmih3zk9kpbthg27_jmbr">
         <w:r>
           <w:rPr>
             <w:rFonts w:ascii="Arial" w:cs="Arial" w:eastAsia="Arial" w:hAnsi="Arial"/>
@@ -29653,7 +29653,7 @@
         </w:rPr>
         <w:t xml:space="preserve"> (</w:t>
       </w:r>
-      <w:hyperlink w:history="1" r:id="rIdveimaug0spvq8lzxdehvg">
+      <w:hyperlink w:history="1" r:id="rIdzwsxfvwogsznskzu6_n_y">
         <w:r>
           <w:rPr>
             <w:rFonts w:ascii="Arial" w:cs="Arial" w:eastAsia="Arial" w:hAnsi="Arial"/>
